--- a/examples/transf/doc/README.docx
+++ b/examples/transf/doc/README.docx
@@ -2,7 +2,7 @@
 <file path=word/document.xml><?xml version="1.0" encoding="utf-8"?>
 <w:document xmlns:w="http://schemas.openxmlformats.org/wordprocessingml/2006/main" xmlns:m="http://schemas.openxmlformats.org/officeDocument/2006/math" xmlns:r="http://schemas.openxmlformats.org/officeDocument/2006/relationships" xmlns:o="urn:schemas-microsoft-com:office:office" xmlns:v="urn:schemas-microsoft-com:vml" xmlns:w10="urn:schemas-microsoft-com:office:word" xmlns:a="http://schemas.openxmlformats.org/drawingml/2006/main" xmlns:pic="http://schemas.openxmlformats.org/drawingml/2006/picture" xmlns:wp="http://schemas.openxmlformats.org/drawingml/2006/wordprocessingDrawing">
   <w:body>
-    <w:bookmarkStart w:id="34" w:name="transformations-examples"/>
+    <w:bookmarkStart w:id="41" w:name="transformations-examples"/>
     <w:p>
       <w:pPr>
         <w:pStyle w:val="Heading1"/>
@@ -39,7 +39,7 @@
         <w:t xml:space="preserve"> </w:t>
       </w:r>
       <w:r>
-        <w:t xml:space="preserve">—</w:t>
+        <w:t xml:space="preserve">-</w:t>
       </w:r>
       <w:r>
         <w:t xml:space="preserve"> </w:t>
@@ -74,7 +74,7 @@
         <w:t xml:space="preserve"> </w:t>
       </w:r>
       <w:r>
-        <w:t xml:space="preserve">—</w:t>
+        <w:t xml:space="preserve">-</w:t>
       </w:r>
       <w:r>
         <w:t xml:space="preserve"> </w:t>
@@ -109,7 +109,7 @@
         <w:t xml:space="preserve"> </w:t>
       </w:r>
       <w:r>
-        <w:t xml:space="preserve">—</w:t>
+        <w:t xml:space="preserve">-</w:t>
       </w:r>
       <w:r>
         <w:t xml:space="preserve"> </w:t>
@@ -133,6 +133,76 @@
         </w:numPr>
       </w:pPr>
       <w:hyperlink r:id="rId23">
+        <w:r>
+          <w:rPr>
+            <w:rStyle w:val="Hyperlink"/>
+          </w:rPr>
+          <w:t xml:space="preserve">sample_oversampling.md</w:t>
+        </w:r>
+      </w:hyperlink>
+      <w:r>
+        <w:t xml:space="preserve"> </w:t>
+      </w:r>
+      <w:r>
+        <w:t xml:space="preserve">-</w:t>
+      </w:r>
+      <w:r>
+        <w:t xml:space="preserve"> </w:t>
+      </w:r>
+      <w:r>
+        <w:rPr>
+          <w:rStyle w:val="VerbatimChar"/>
+        </w:rPr>
+        <w:t xml:space="preserve">bal_oversampling</w:t>
+      </w:r>
+      <w:r>
+        <w:t xml:space="preserve">: class oversampling with random replication or local SMOTE.</w:t>
+      </w:r>
+    </w:p>
+    <w:p>
+      <w:pPr>
+        <w:pStyle w:val="Compact"/>
+        <w:numPr>
+          <w:ilvl w:val="0"/>
+          <w:numId w:val="1001"/>
+        </w:numPr>
+      </w:pPr>
+      <w:hyperlink r:id="rId24">
+        <w:r>
+          <w:rPr>
+            <w:rStyle w:val="Hyperlink"/>
+          </w:rPr>
+          <w:t xml:space="preserve">sample_subsampling.md</w:t>
+        </w:r>
+      </w:hyperlink>
+      <w:r>
+        <w:t xml:space="preserve"> </w:t>
+      </w:r>
+      <w:r>
+        <w:t xml:space="preserve">-</w:t>
+      </w:r>
+      <w:r>
+        <w:t xml:space="preserve"> </w:t>
+      </w:r>
+      <w:r>
+        <w:rPr>
+          <w:rStyle w:val="VerbatimChar"/>
+        </w:rPr>
+        <w:t xml:space="preserve">bal_subsampling</w:t>
+      </w:r>
+      <w:r>
+        <w:t xml:space="preserve">: random class undersampling to the minority count.</w:t>
+      </w:r>
+    </w:p>
+    <w:p>
+      <w:pPr>
+        <w:pStyle w:val="Compact"/>
+        <w:numPr>
+          <w:ilvl w:val="0"/>
+          <w:numId w:val="1001"/>
+        </w:numPr>
+      </w:pPr>
+      <w:hyperlink r:id="rId25">
         <w:r>
           <w:rPr>
             <w:rStyle w:val="Hyperlink"/>
@@ -144,7 +214,7 @@
         <w:t xml:space="preserve"> </w:t>
       </w:r>
       <w:r>
-        <w:t xml:space="preserve">—</w:t>
+        <w:t xml:space="preserve">-</w:t>
       </w:r>
       <w:r>
         <w:t xml:space="preserve"> </w:t>
@@ -167,7 +237,7 @@
           <w:numId w:val="1001"/>
         </w:numPr>
       </w:pPr>
-      <w:hyperlink r:id="rId24">
+      <w:hyperlink r:id="rId26">
         <w:r>
           <w:rPr>
             <w:rStyle w:val="Hyperlink"/>
@@ -179,7 +249,7 @@
         <w:t xml:space="preserve"> </w:t>
       </w:r>
       <w:r>
-        <w:t xml:space="preserve">—</w:t>
+        <w:t xml:space="preserve">-</w:t>
       </w:r>
       <w:r>
         <w:t xml:space="preserve"> </w:t>
@@ -202,7 +272,7 @@
           <w:numId w:val="1001"/>
         </w:numPr>
       </w:pPr>
-      <w:hyperlink r:id="rId25">
+      <w:hyperlink r:id="rId27">
         <w:r>
           <w:rPr>
             <w:rStyle w:val="Hyperlink"/>
@@ -214,7 +284,7 @@
         <w:t xml:space="preserve"> </w:t>
       </w:r>
       <w:r>
-        <w:t xml:space="preserve">—</w:t>
+        <w:t xml:space="preserve">-</w:t>
       </w:r>
       <w:r>
         <w:t xml:space="preserve"> </w:t>
@@ -237,7 +307,7 @@
           <w:numId w:val="1001"/>
         </w:numPr>
       </w:pPr>
-      <w:hyperlink r:id="rId26">
+      <w:hyperlink r:id="rId28">
         <w:r>
           <w:rPr>
             <w:rStyle w:val="Hyperlink"/>
@@ -249,7 +319,7 @@
         <w:t xml:space="preserve"> </w:t>
       </w:r>
       <w:r>
-        <w:t xml:space="preserve">—</w:t>
+        <w:t xml:space="preserve">-</w:t>
       </w:r>
       <w:r>
         <w:t xml:space="preserve"> </w:t>
@@ -272,7 +342,182 @@
           <w:numId w:val="1001"/>
         </w:numPr>
       </w:pPr>
-      <w:hyperlink r:id="rId27">
+      <w:hyperlink r:id="rId29">
+        <w:r>
+          <w:rPr>
+            <w:rStyle w:val="Hyperlink"/>
+          </w:rPr>
+          <w:t xml:space="preserve">feature_selection_fss.md</w:t>
+        </w:r>
+      </w:hyperlink>
+      <w:r>
+        <w:t xml:space="preserve"> </w:t>
+      </w:r>
+      <w:r>
+        <w:t xml:space="preserve">-</w:t>
+      </w:r>
+      <w:r>
+        <w:t xml:space="preserve"> </w:t>
+      </w:r>
+      <w:r>
+        <w:rPr>
+          <w:rStyle w:val="VerbatimChar"/>
+        </w:rPr>
+        <w:t xml:space="preserve">feature_selection_fss</w:t>
+      </w:r>
+      <w:r>
+        <w:t xml:space="preserve">: forward stepwise subset search for numeric targets.</w:t>
+      </w:r>
+    </w:p>
+    <w:p>
+      <w:pPr>
+        <w:pStyle w:val="Compact"/>
+        <w:numPr>
+          <w:ilvl w:val="0"/>
+          <w:numId w:val="1001"/>
+        </w:numPr>
+      </w:pPr>
+      <w:hyperlink r:id="rId30">
+        <w:r>
+          <w:rPr>
+            <w:rStyle w:val="Hyperlink"/>
+          </w:rPr>
+          <w:t xml:space="preserve">feature_selection_information_gain.md</w:t>
+        </w:r>
+      </w:hyperlink>
+      <w:r>
+        <w:t xml:space="preserve"> </w:t>
+      </w:r>
+      <w:r>
+        <w:t xml:space="preserve">-</w:t>
+      </w:r>
+      <w:r>
+        <w:t xml:space="preserve"> </w:t>
+      </w:r>
+      <w:r>
+        <w:rPr>
+          <w:rStyle w:val="VerbatimChar"/>
+        </w:rPr>
+        <w:t xml:space="preserve">feature_selection_info_gain</w:t>
+      </w:r>
+      <w:r>
+        <w:t xml:space="preserve">: rank predictors by information gain.</w:t>
+      </w:r>
+    </w:p>
+    <w:p>
+      <w:pPr>
+        <w:pStyle w:val="Compact"/>
+        <w:numPr>
+          <w:ilvl w:val="0"/>
+          <w:numId w:val="1001"/>
+        </w:numPr>
+      </w:pPr>
+      <w:hyperlink r:id="rId31">
+        <w:r>
+          <w:rPr>
+            <w:rStyle w:val="Hyperlink"/>
+          </w:rPr>
+          <w:t xml:space="preserve">feature_selection_lasso.md</w:t>
+        </w:r>
+      </w:hyperlink>
+      <w:r>
+        <w:t xml:space="preserve"> </w:t>
+      </w:r>
+      <w:r>
+        <w:t xml:space="preserve">-</w:t>
+      </w:r>
+      <w:r>
+        <w:t xml:space="preserve"> </w:t>
+      </w:r>
+      <w:r>
+        <w:rPr>
+          <w:rStyle w:val="VerbatimChar"/>
+        </w:rPr>
+        <w:t xml:space="preserve">feature_selection_lasso</w:t>
+      </w:r>
+      <w:r>
+        <w:t xml:space="preserve">: L1-based embedded feature selection for numeric targets.</w:t>
+      </w:r>
+    </w:p>
+    <w:p>
+      <w:pPr>
+        <w:pStyle w:val="Compact"/>
+        <w:numPr>
+          <w:ilvl w:val="0"/>
+          <w:numId w:val="1001"/>
+        </w:numPr>
+      </w:pPr>
+      <w:hyperlink r:id="rId32">
+        <w:r>
+          <w:rPr>
+            <w:rStyle w:val="Hyperlink"/>
+          </w:rPr>
+          <w:t xml:space="preserve">feature_selection_relief.md</w:t>
+        </w:r>
+      </w:hyperlink>
+      <w:r>
+        <w:t xml:space="preserve"> </w:t>
+      </w:r>
+      <w:r>
+        <w:t xml:space="preserve">-</w:t>
+      </w:r>
+      <w:r>
+        <w:t xml:space="preserve"> </w:t>
+      </w:r>
+      <w:r>
+        <w:rPr>
+          <w:rStyle w:val="VerbatimChar"/>
+        </w:rPr>
+        <w:t xml:space="preserve">feature_selection_relief</w:t>
+      </w:r>
+      <w:r>
+        <w:t xml:space="preserve">: rank predictors by nearest-hit and nearest-miss comparisons.</w:t>
+      </w:r>
+    </w:p>
+    <w:p>
+      <w:pPr>
+        <w:pStyle w:val="Compact"/>
+        <w:numPr>
+          <w:ilvl w:val="0"/>
+          <w:numId w:val="1001"/>
+        </w:numPr>
+      </w:pPr>
+      <w:hyperlink r:id="rId33">
+        <w:r>
+          <w:rPr>
+            <w:rStyle w:val="Hyperlink"/>
+          </w:rPr>
+          <w:t xml:space="preserve">feature_selection_stepwise.md</w:t>
+        </w:r>
+      </w:hyperlink>
+      <w:r>
+        <w:t xml:space="preserve"> </w:t>
+      </w:r>
+      <w:r>
+        <w:t xml:space="preserve">-</w:t>
+      </w:r>
+      <w:r>
+        <w:t xml:space="preserve"> </w:t>
+      </w:r>
+      <w:r>
+        <w:rPr>
+          <w:rStyle w:val="VerbatimChar"/>
+        </w:rPr>
+        <w:t xml:space="preserve">feature_selection_stepwise</w:t>
+      </w:r>
+      <w:r>
+        <w:t xml:space="preserve">: stepwise GLM-based selection for classification.</w:t>
+      </w:r>
+    </w:p>
+    <w:p>
+      <w:pPr>
+        <w:pStyle w:val="Compact"/>
+        <w:numPr>
+          <w:ilvl w:val="0"/>
+          <w:numId w:val="1001"/>
+        </w:numPr>
+      </w:pPr>
+      <w:hyperlink r:id="rId34">
         <w:r>
           <w:rPr>
             <w:rStyle w:val="Hyperlink"/>
@@ -284,7 +529,7 @@
         <w:t xml:space="preserve"> </w:t>
       </w:r>
       <w:r>
-        <w:t xml:space="preserve">— NA removal: use</w:t>
+        <w:t xml:space="preserve">- NA removal: use</w:t>
       </w:r>
       <w:r>
         <w:t xml:space="preserve"> </w:t>
@@ -310,7 +555,7 @@
           <w:numId w:val="1001"/>
         </w:numPr>
       </w:pPr>
-      <w:hyperlink r:id="rId28">
+      <w:hyperlink r:id="rId35">
         <w:r>
           <w:rPr>
             <w:rStyle w:val="Hyperlink"/>
@@ -322,7 +567,7 @@
         <w:t xml:space="preserve"> </w:t>
       </w:r>
       <w:r>
-        <w:t xml:space="preserve">—</w:t>
+        <w:t xml:space="preserve">-</w:t>
       </w:r>
       <w:r>
         <w:t xml:space="preserve"> </w:t>
@@ -345,7 +590,7 @@
           <w:numId w:val="1001"/>
         </w:numPr>
       </w:pPr>
-      <w:hyperlink r:id="rId29">
+      <w:hyperlink r:id="rId36">
         <w:r>
           <w:rPr>
             <w:rStyle w:val="Hyperlink"/>
@@ -357,7 +602,7 @@
         <w:t xml:space="preserve"> </w:t>
       </w:r>
       <w:r>
-        <w:t xml:space="preserve">—</w:t>
+        <w:t xml:space="preserve">-</w:t>
       </w:r>
       <w:r>
         <w:t xml:space="preserve"> </w:t>
@@ -398,7 +643,7 @@
           <w:numId w:val="1001"/>
         </w:numPr>
       </w:pPr>
-      <w:hyperlink r:id="rId30">
+      <w:hyperlink r:id="rId37">
         <w:r>
           <w:rPr>
             <w:rStyle w:val="Hyperlink"/>
@@ -410,7 +655,7 @@
         <w:t xml:space="preserve"> </w:t>
       </w:r>
       <w:r>
-        <w:t xml:space="preserve">—</w:t>
+        <w:t xml:space="preserve">-</w:t>
       </w:r>
       <w:r>
         <w:t xml:space="preserve"> </w:t>
@@ -443,7 +688,7 @@
           <w:numId w:val="1001"/>
         </w:numPr>
       </w:pPr>
-      <w:hyperlink r:id="rId31">
+      <w:hyperlink r:id="rId38">
         <w:r>
           <w:rPr>
             <w:rStyle w:val="Hyperlink"/>
@@ -455,7 +700,7 @@
         <w:t xml:space="preserve"> </w:t>
       </w:r>
       <w:r>
-        <w:t xml:space="preserve">—</w:t>
+        <w:t xml:space="preserve">-</w:t>
       </w:r>
       <w:r>
         <w:t xml:space="preserve"> </w:t>
@@ -478,7 +723,7 @@
           <w:numId w:val="1001"/>
         </w:numPr>
       </w:pPr>
-      <w:hyperlink r:id="rId32">
+      <w:hyperlink r:id="rId39">
         <w:r>
           <w:rPr>
             <w:rStyle w:val="Hyperlink"/>
@@ -490,7 +735,7 @@
         <w:t xml:space="preserve"> </w:t>
       </w:r>
       <w:r>
-        <w:t xml:space="preserve">—</w:t>
+        <w:t xml:space="preserve">-</w:t>
       </w:r>
       <w:r>
         <w:t xml:space="preserve"> </w:t>
@@ -513,7 +758,7 @@
           <w:numId w:val="1001"/>
         </w:numPr>
       </w:pPr>
-      <w:hyperlink r:id="rId33">
+      <w:hyperlink r:id="rId40">
         <w:r>
           <w:rPr>
             <w:rStyle w:val="Hyperlink"/>
@@ -525,7 +770,7 @@
         <w:t xml:space="preserve"> </w:t>
       </w:r>
       <w:r>
-        <w:t xml:space="preserve">—</w:t>
+        <w:t xml:space="preserve">-</w:t>
       </w:r>
       <w:r>
         <w:t xml:space="preserve"> </w:t>
@@ -540,8 +785,12 @@
         <w:t xml:space="preserve">: splits train/test and folds preserving the target variable proportion (stratification) per category.</w:t>
       </w:r>
     </w:p>
-    <w:bookmarkEnd w:id="34"/>
-    <w:sectPr/>
+    <w:bookmarkEnd w:id="41"/>
+    <w:sectPr>
+      <w:footnotePr>
+        <w:numRestart w:val="eachSect"/>
+      </w:footnotePr>
+    </w:sectPr>
   </w:body>
 </w:document>
 </file>
@@ -819,8 +1068,6 @@
     </w:pPr>
     <w:rPr>
       <w:rFonts w:asciiTheme="majorHAnsi" w:cstheme="majorBidi" w:eastAsiaTheme="majorEastAsia" w:hAnsiTheme="majorHAnsi"/>
-      <w:spacing w:val="-10"/>
-      <w:kern w:val="28"/>
       <w:sz w:val="56"/>
       <w:szCs w:val="56"/>
     </w:rPr>
@@ -833,15 +1080,13 @@
     <w:rsid w:val="00A10FD9"/>
     <w:rPr>
       <w:rFonts w:asciiTheme="majorHAnsi" w:cstheme="majorBidi" w:eastAsiaTheme="majorEastAsia" w:hAnsiTheme="majorHAnsi"/>
-      <w:spacing w:val="-10"/>
-      <w:kern w:val="28"/>
       <w:sz w:val="56"/>
       <w:szCs w:val="56"/>
     </w:rPr>
   </w:style>
   <w:style w:styleId="Subtitle" w:type="paragraph">
     <w:name w:val="Subtitle"/>
-    <w:basedOn w:val="Normal"/>
+    <w:basedOn w:val="Title"/>
     <w:next w:val="BodyText"/>
     <w:link w:val="SubtitleChar"/>
     <w:uiPriority w:val="11"/>
@@ -854,7 +1099,6 @@
     </w:pPr>
     <w:rPr>
       <w:rFonts w:cstheme="majorBidi" w:eastAsiaTheme="majorEastAsia"/>
-      <w:color w:themeColor="text1" w:themeTint="A6" w:val="595959"/>
       <w:spacing w:val="15"/>
       <w:sz w:val="28"/>
       <w:szCs w:val="28"/>
@@ -876,23 +1120,31 @@
   </w:style>
   <w:style w:customStyle="1" w:styleId="Author" w:type="paragraph">
     <w:name w:val="Author"/>
+    <w:basedOn w:val="Title"/>
     <w:next w:val="BodyText"/>
     <w:qFormat/>
     <w:pPr>
       <w:keepNext/>
       <w:keepLines/>
-      <w:jc w:val="center"/>
-    </w:pPr>
+    </w:pPr>
+    <w:rPr>
+      <w:sz w:val="24"/>
+      <w:szCs w:val="24"/>
+    </w:rPr>
   </w:style>
   <w:style w:styleId="Date" w:type="paragraph">
     <w:name w:val="Date"/>
+    <w:basedOn w:val="Title"/>
     <w:next w:val="BodyText"/>
     <w:qFormat/>
     <w:pPr>
       <w:keepNext/>
       <w:keepLines/>
-      <w:jc w:val="center"/>
-    </w:pPr>
+    </w:pPr>
+    <w:rPr>
+      <w:sz w:val="24"/>
+      <w:szCs w:val="24"/>
+    </w:rPr>
   </w:style>
   <w:style w:customStyle="1" w:styleId="AbstractTitle" w:type="paragraph">
     <w:name w:val="Abstract Title"/>
@@ -907,7 +1159,6 @@
     </w:pPr>
     <w:rPr>
       <w:b/>
-      <w:color w:val="345A8A"/>
       <w:sz w:val="20"/>
       <w:szCs w:val="20"/>
     </w:rPr>

--- a/examples/transf/doc/README.docx
+++ b/examples/transf/doc/README.docx
@@ -16,7 +16,74 @@
         <w:pStyle w:val="FirstParagraph"/>
       </w:pPr>
       <w:r>
-        <w:t xml:space="preserve">Data preparation and transformation utilities.</w:t>
+        <w:t xml:space="preserve">This section introduces transformation and data-preparation examples, which are often the first step of an Experiment Line. The objective is to show how raw data can be cleaned, normalized, discretized, sampled, balanced, and enriched before modeling.</w:t>
+      </w:r>
+    </w:p>
+    <w:p>
+      <w:pPr>
+        <w:pStyle w:val="BodyText"/>
+      </w:pPr>
+      <w:r>
+        <w:t xml:space="preserve">These examples are a good starting point for new readers because they make the workflow logic visible without the additional complexity of a predictive model. They also show that data preparation in</w:t>
+      </w:r>
+      <w:r>
+        <w:t xml:space="preserve"> </w:t>
+      </w:r>
+      <w:r>
+        <w:rPr>
+          <w:rStyle w:val="VerbatimChar"/>
+        </w:rPr>
+        <w:t xml:space="preserve">daltoolbox</w:t>
+      </w:r>
+      <w:r>
+        <w:t xml:space="preserve"> </w:t>
+      </w:r>
+      <w:r>
+        <w:t xml:space="preserve">follows the same pattern of defining an object, fitting when necessary, transforming the data, and moving to the next stage of the analysis.</w:t>
+      </w:r>
+    </w:p>
+    <w:p>
+      <w:pPr>
+        <w:pStyle w:val="BodyText"/>
+      </w:pPr>
+      <w:r>
+        <w:t xml:space="preserve">If you want a simple progression, start with</w:t>
+      </w:r>
+      <w:r>
+        <w:t xml:space="preserve"> </w:t>
+      </w:r>
+      <w:r>
+        <w:rPr>
+          <w:rStyle w:val="VerbatimChar"/>
+        </w:rPr>
+        <w:t xml:space="preserve">na_removal</w:t>
+      </w:r>
+      <w:r>
+        <w:t xml:space="preserve">,</w:t>
+      </w:r>
+      <w:r>
+        <w:t xml:space="preserve"> </w:t>
+      </w:r>
+      <w:r>
+        <w:rPr>
+          <w:rStyle w:val="VerbatimChar"/>
+        </w:rPr>
+        <w:t xml:space="preserve">normalization_minmax</w:t>
+      </w:r>
+      <w:r>
+        <w:t xml:space="preserve">, and</w:t>
+      </w:r>
+      <w:r>
+        <w:t xml:space="preserve"> </w:t>
+      </w:r>
+      <w:r>
+        <w:rPr>
+          <w:rStyle w:val="VerbatimChar"/>
+        </w:rPr>
+        <w:t xml:space="preserve">normalization_zscore</w:t>
+      </w:r>
+      <w:r>
+        <w:t xml:space="preserve">, then explore sampling and balancing, and finally move to feature selection, smoothing, PCA, and curvature-based examples.</w:t>
       </w:r>
     </w:p>
     <w:p>

--- a/examples/transf/doc/README.docx
+++ b/examples/transf/doc/README.docx
@@ -2,7 +2,7 @@
 <file path=word/document.xml><?xml version="1.0" encoding="utf-8"?>
 <w:document xmlns:w="http://schemas.openxmlformats.org/wordprocessingml/2006/main" xmlns:m="http://schemas.openxmlformats.org/officeDocument/2006/math" xmlns:r="http://schemas.openxmlformats.org/officeDocument/2006/relationships" xmlns:o="urn:schemas-microsoft-com:office:office" xmlns:v="urn:schemas-microsoft-com:vml" xmlns:w10="urn:schemas-microsoft-com:office:word" xmlns:a="http://schemas.openxmlformats.org/drawingml/2006/main" xmlns:pic="http://schemas.openxmlformats.org/drawingml/2006/picture" xmlns:wp="http://schemas.openxmlformats.org/drawingml/2006/wordprocessingDrawing">
   <w:body>
-    <w:bookmarkStart w:id="41" w:name="transformations-examples"/>
+    <w:bookmarkStart w:id="47" w:name="transformations-examples"/>
     <w:p>
       <w:pPr>
         <w:pStyle w:val="Heading1"/>
@@ -16,7 +16,7 @@
         <w:pStyle w:val="FirstParagraph"/>
       </w:pPr>
       <w:r>
-        <w:t xml:space="preserve">This section introduces transformation and data-preparation examples, which are often the first step of an Experiment Line. The objective is to show how raw data can be cleaned, normalized, discretized, sampled, balanced, and enriched before modeling.</w:t>
+        <w:t xml:space="preserve">This section now organizes transformations by analytical purpose. That change matters because learners usually think in terms of tasks such as sampling, cleaning, scaling, encoding, smoothing, selection, and dimensionality reduction, not in terms of isolated function names.</w:t>
       </w:r>
     </w:p>
     <w:p>
@@ -24,66 +24,24 @@
         <w:pStyle w:val="BodyText"/>
       </w:pPr>
       <w:r>
-        <w:t xml:space="preserve">These examples are a good starting point for new readers because they make the workflow logic visible without the additional complexity of a predictive model. They also show that data preparation in</w:t>
-      </w:r>
-      <w:r>
-        <w:t xml:space="preserve"> </w:t>
-      </w:r>
-      <w:r>
-        <w:rPr>
-          <w:rStyle w:val="VerbatimChar"/>
-        </w:rPr>
-        <w:t xml:space="preserve">daltoolbox</w:t>
-      </w:r>
-      <w:r>
-        <w:t xml:space="preserve"> </w:t>
-      </w:r>
-      <w:r>
-        <w:t xml:space="preserve">follows the same pattern of defining an object, fitting when necessary, transforming the data, and moving to the next stage of the analysis.</w:t>
-      </w:r>
-    </w:p>
-    <w:p>
-      <w:pPr>
-        <w:pStyle w:val="BodyText"/>
-      </w:pPr>
-      <w:r>
-        <w:t xml:space="preserve">If you want a simple progression, start with</w:t>
-      </w:r>
-      <w:r>
-        <w:t xml:space="preserve"> </w:t>
-      </w:r>
-      <w:r>
-        <w:rPr>
-          <w:rStyle w:val="VerbatimChar"/>
-        </w:rPr>
-        <w:t xml:space="preserve">na_removal</w:t>
-      </w:r>
-      <w:r>
-        <w:t xml:space="preserve">,</w:t>
-      </w:r>
-      <w:r>
-        <w:t xml:space="preserve"> </w:t>
-      </w:r>
-      <w:r>
-        <w:rPr>
-          <w:rStyle w:val="VerbatimChar"/>
-        </w:rPr>
-        <w:t xml:space="preserve">normalization_minmax</w:t>
-      </w:r>
-      <w:r>
-        <w:t xml:space="preserve">, and</w:t>
-      </w:r>
-      <w:r>
-        <w:t xml:space="preserve"> </w:t>
-      </w:r>
-      <w:r>
-        <w:rPr>
-          <w:rStyle w:val="VerbatimChar"/>
-        </w:rPr>
-        <w:t xml:space="preserve">normalization_zscore</w:t>
-      </w:r>
-      <w:r>
-        <w:t xml:space="preserve">, then explore sampling and balancing, and finally move to feature selection, smoothing, PCA, and curvature-based examples.</w:t>
+        <w:t xml:space="preserve">The question to keep in mind while reading is always the same: what is changing in the dataset, and why would that change improve the next stage of the workflow?</w:t>
+      </w:r>
+    </w:p>
+    <w:bookmarkStart w:id="24" w:name="sampling-and-balance"/>
+    <w:p>
+      <w:pPr>
+        <w:pStyle w:val="Heading2"/>
+      </w:pPr>
+      <w:r>
+        <w:t xml:space="preserve">Sampling and Balance</w:t>
+      </w:r>
+    </w:p>
+    <w:p>
+      <w:pPr>
+        <w:pStyle w:val="FirstParagraph"/>
+      </w:pPr>
+      <w:r>
+        <w:t xml:space="preserve">These examples are useful when the first challenge is creating representative partitions or correcting class imbalance.</w:t>
       </w:r>
     </w:p>
     <w:p>
@@ -99,7 +57,7 @@
           <w:rPr>
             <w:rStyle w:val="Hyperlink"/>
           </w:rPr>
-          <w:t xml:space="preserve">categorical_mapping.md</w:t>
+          <w:t xml:space="preserve">01-sampling-random.md</w:t>
         </w:r>
       </w:hyperlink>
       <w:r>
@@ -115,10 +73,10 @@
         <w:rPr>
           <w:rStyle w:val="VerbatimChar"/>
         </w:rPr>
-        <w:t xml:space="preserve">categ_mapping</w:t>
-      </w:r>
-      <w:r>
-        <w:t xml:space="preserve">: converts a categorical column into binary variables (one-hot). Can use n columns or n-1 columns.</w:t>
+        <w:t xml:space="preserve">sample_random</w:t>
+      </w:r>
+      <w:r>
+        <w:t xml:space="preserve">: splits train/test sets and creates folds via random draws, preserving only expected proportions on average.</w:t>
       </w:r>
     </w:p>
     <w:p>
@@ -134,7 +92,7 @@
           <w:rPr>
             <w:rStyle w:val="Hyperlink"/>
           </w:rPr>
-          <w:t xml:space="preserve">curvature_maximum.md</w:t>
+          <w:t xml:space="preserve">02-sampling-stratified.md</w:t>
         </w:r>
       </w:hyperlink>
       <w:r>
@@ -150,10 +108,10 @@
         <w:rPr>
           <w:rStyle w:val="VerbatimChar"/>
         </w:rPr>
-        <w:t xml:space="preserve">fit_curvature_max</w:t>
-      </w:r>
-      <w:r>
-        <w:t xml:space="preserve">: computes curvature via the second derivative of a smoothed spline and returns the maximum curvature position for decreasing curves; useful to choose a trade-off point where further reductions add little benefit.</w:t>
+        <w:t xml:space="preserve">sample_stratified</w:t>
+      </w:r>
+      <w:r>
+        <w:t xml:space="preserve">: splits train/test and folds preserving the target variable proportion (stratification) per category.</w:t>
       </w:r>
     </w:p>
     <w:p>
@@ -169,7 +127,7 @@
           <w:rPr>
             <w:rStyle w:val="Hyperlink"/>
           </w:rPr>
-          <w:t xml:space="preserve">curvature_minimum.md</w:t>
+          <w:t xml:space="preserve">03-balancing-oversampling.md</w:t>
         </w:r>
       </w:hyperlink>
       <w:r>
@@ -185,10 +143,10 @@
         <w:rPr>
           <w:rStyle w:val="VerbatimChar"/>
         </w:rPr>
-        <w:t xml:space="preserve">fit_curvature_min</w:t>
-      </w:r>
-      <w:r>
-        <w:t xml:space="preserve">: computes curvature via the second derivative of a smoothed spline over the sequence and returns the minimum curvature position for increasing curves; useful to find a trade-off point where additional gains become marginal.</w:t>
+        <w:t xml:space="preserve">bal_oversampling</w:t>
+      </w:r>
+      <w:r>
+        <w:t xml:space="preserve">: class oversampling with random replication or local SMOTE.</w:t>
       </w:r>
     </w:p>
     <w:p>
@@ -204,42 +162,7 @@
           <w:rPr>
             <w:rStyle w:val="Hyperlink"/>
           </w:rPr>
-          <w:t xml:space="preserve">sample_oversampling.md</w:t>
-        </w:r>
-      </w:hyperlink>
-      <w:r>
-        <w:t xml:space="preserve"> </w:t>
-      </w:r>
-      <w:r>
-        <w:t xml:space="preserve">-</w:t>
-      </w:r>
-      <w:r>
-        <w:t xml:space="preserve"> </w:t>
-      </w:r>
-      <w:r>
-        <w:rPr>
-          <w:rStyle w:val="VerbatimChar"/>
-        </w:rPr>
-        <w:t xml:space="preserve">bal_oversampling</w:t>
-      </w:r>
-      <w:r>
-        <w:t xml:space="preserve">: class oversampling with random replication or local SMOTE.</w:t>
-      </w:r>
-    </w:p>
-    <w:p>
-      <w:pPr>
-        <w:pStyle w:val="Compact"/>
-        <w:numPr>
-          <w:ilvl w:val="0"/>
-          <w:numId w:val="1001"/>
-        </w:numPr>
-      </w:pPr>
-      <w:hyperlink r:id="rId24">
-        <w:r>
-          <w:rPr>
-            <w:rStyle w:val="Hyperlink"/>
-          </w:rPr>
-          <w:t xml:space="preserve">sample_subsampling.md</w:t>
+          <w:t xml:space="preserve">04-balancing-subsampling.md</w:t>
         </w:r>
       </w:hyperlink>
       <w:r>
@@ -261,12 +184,30 @@
         <w:t xml:space="preserve">: random class undersampling to the minority count.</w:t>
       </w:r>
     </w:p>
+    <w:bookmarkEnd w:id="24"/>
+    <w:bookmarkStart w:id="28" w:name="cleaning-and-data-quality"/>
+    <w:p>
+      <w:pPr>
+        <w:pStyle w:val="Heading2"/>
+      </w:pPr>
+      <w:r>
+        <w:t xml:space="preserve">Cleaning and Data Quality</w:t>
+      </w:r>
+    </w:p>
+    <w:p>
+      <w:pPr>
+        <w:pStyle w:val="FirstParagraph"/>
+      </w:pPr>
+      <w:r>
+        <w:t xml:space="preserve">These examples address missing values and unusual observations before the modeling stage begins.</w:t>
+      </w:r>
+    </w:p>
     <w:p>
       <w:pPr>
         <w:pStyle w:val="Compact"/>
         <w:numPr>
           <w:ilvl w:val="0"/>
-          <w:numId w:val="1001"/>
+          <w:numId w:val="1002"/>
         </w:numPr>
       </w:pPr>
       <w:hyperlink r:id="rId25">
@@ -274,14 +215,14 @@
           <w:rPr>
             <w:rStyle w:val="Hyperlink"/>
           </w:rPr>
-          <w:t xml:space="preserve">dal_pca.md</w:t>
+          <w:t xml:space="preserve">05-cleaning-na-removal.md</w:t>
         </w:r>
       </w:hyperlink>
       <w:r>
         <w:t xml:space="preserve"> </w:t>
       </w:r>
       <w:r>
-        <w:t xml:space="preserve">-</w:t>
+        <w:t xml:space="preserve">- NA removal: use</w:t>
       </w:r>
       <w:r>
         <w:t xml:space="preserve"> </w:t>
@@ -290,10 +231,13 @@
         <w:rPr>
           <w:rStyle w:val="VerbatimChar"/>
         </w:rPr>
-        <w:t xml:space="preserve">dt_pca</w:t>
-      </w:r>
-      <w:r>
-        <w:t xml:space="preserve">: Principal Component Analysis (PCA) projects correlated variables onto orthogonal components ordered by explained variance. You can let the tool pick the number of components via an elbow heuristic or set it explicitly.</w:t>
+        <w:t xml:space="preserve">na.omit</w:t>
+      </w:r>
+      <w:r>
+        <w:t xml:space="preserve"> </w:t>
+      </w:r>
+      <w:r>
+        <w:t xml:space="preserve">to drop instances with missing values. Useful for initial cleanup when imputation is not desired.</w:t>
       </w:r>
     </w:p>
     <w:p>
@@ -301,7 +245,7 @@
         <w:pStyle w:val="Compact"/>
         <w:numPr>
           <w:ilvl w:val="0"/>
-          <w:numId w:val="1001"/>
+          <w:numId w:val="1002"/>
         </w:numPr>
       </w:pPr>
       <w:hyperlink r:id="rId26">
@@ -309,7 +253,7 @@
           <w:rPr>
             <w:rStyle w:val="Hyperlink"/>
           </w:rPr>
-          <w:t xml:space="preserve">dal_smoothing_clustering.md</w:t>
+          <w:t xml:space="preserve">06-cleaning-outliers-boxplot.md</w:t>
         </w:r>
       </w:hyperlink>
       <w:r>
@@ -325,10 +269,20 @@
         <w:rPr>
           <w:rStyle w:val="VerbatimChar"/>
         </w:rPr>
-        <w:t xml:space="preserve">smoothing_cluster</w:t>
-      </w:r>
-      <w:r>
-        <w:t xml:space="preserve">: discretization/smoothing by defining bins via clustering instead of fixed intervals.</w:t>
+        <w:t xml:space="preserve">outliers_boxplot</w:t>
+      </w:r>
+      <w:r>
+        <w:t xml:space="preserve">: identifies outliers by the boxplot rule (Q1 - 1.5</w:t>
+      </w:r>
+      <w:r>
+        <w:rPr>
+          <w:i/>
+          <w:iCs/>
+        </w:rPr>
+        <w:t xml:space="preserve">IQR, Q3 + 1.5</w:t>
+      </w:r>
+      <w:r>
+        <w:t xml:space="preserve">IQR) and can remove them from numeric attributes.</w:t>
       </w:r>
     </w:p>
     <w:p>
@@ -336,7 +290,7 @@
         <w:pStyle w:val="Compact"/>
         <w:numPr>
           <w:ilvl w:val="0"/>
-          <w:numId w:val="1001"/>
+          <w:numId w:val="1002"/>
         </w:numPr>
       </w:pPr>
       <w:hyperlink r:id="rId27">
@@ -344,7 +298,7 @@
           <w:rPr>
             <w:rStyle w:val="Hyperlink"/>
           </w:rPr>
-          <w:t xml:space="preserve">dal_smoothing_frequency.md</w:t>
+          <w:t xml:space="preserve">07-cleaning-outliers-gaussian.md</w:t>
         </w:r>
       </w:hyperlink>
       <w:r>
@@ -360,10 +314,28 @@
         <w:rPr>
           <w:rStyle w:val="VerbatimChar"/>
         </w:rPr>
-        <w:t xml:space="preserve">smoothing_freq</w:t>
-      </w:r>
-      <w:r>
-        <w:t xml:space="preserve">: discretization/smoothing by frequency (quantiles), producing bins with similar counts.</w:t>
+        <w:t xml:space="preserve">outliers_gaussian</w:t>
+      </w:r>
+      <w:r>
+        <w:t xml:space="preserve">: flags as outliers values beyond mean +/- 3 standard deviations, assuming approximately normal distribution.</w:t>
+      </w:r>
+    </w:p>
+    <w:bookmarkEnd w:id="28"/>
+    <w:bookmarkStart w:id="32" w:name="scaling-and-encoding"/>
+    <w:p>
+      <w:pPr>
+        <w:pStyle w:val="Heading2"/>
+      </w:pPr>
+      <w:r>
+        <w:t xml:space="preserve">Scaling and Encoding</w:t>
+      </w:r>
+    </w:p>
+    <w:p>
+      <w:pPr>
+        <w:pStyle w:val="FirstParagraph"/>
+      </w:pPr>
+      <w:r>
+        <w:t xml:space="preserve">These examples make attributes more suitable for downstream learners by changing scale or representation.</w:t>
       </w:r>
     </w:p>
     <w:p>
@@ -371,42 +343,7 @@
         <w:pStyle w:val="Compact"/>
         <w:numPr>
           <w:ilvl w:val="0"/>
-          <w:numId w:val="1001"/>
-        </w:numPr>
-      </w:pPr>
-      <w:hyperlink r:id="rId28">
-        <w:r>
-          <w:rPr>
-            <w:rStyle w:val="Hyperlink"/>
-          </w:rPr>
-          <w:t xml:space="preserve">dal_smoothing_interval.md</w:t>
-        </w:r>
-      </w:hyperlink>
-      <w:r>
-        <w:t xml:space="preserve"> </w:t>
-      </w:r>
-      <w:r>
-        <w:t xml:space="preserve">-</w:t>
-      </w:r>
-      <w:r>
-        <w:t xml:space="preserve"> </w:t>
-      </w:r>
-      <w:r>
-        <w:rPr>
-          <w:rStyle w:val="VerbatimChar"/>
-        </w:rPr>
-        <w:t xml:space="preserve">smoothing_inter</w:t>
-      </w:r>
-      <w:r>
-        <w:t xml:space="preserve">: discretization/smoothing by regular intervals (equal widths). Useful to summarize continuous variables into ranges.</w:t>
-      </w:r>
-    </w:p>
-    <w:p>
-      <w:pPr>
-        <w:pStyle w:val="Compact"/>
-        <w:numPr>
-          <w:ilvl w:val="0"/>
-          <w:numId w:val="1001"/>
+          <w:numId w:val="1003"/>
         </w:numPr>
       </w:pPr>
       <w:hyperlink r:id="rId29">
@@ -414,7 +351,7 @@
           <w:rPr>
             <w:rStyle w:val="Hyperlink"/>
           </w:rPr>
-          <w:t xml:space="preserve">feature_selection_fss.md</w:t>
+          <w:t xml:space="preserve">08-scaling-minmax.md</w:t>
         </w:r>
       </w:hyperlink>
       <w:r>
@@ -430,10 +367,10 @@
         <w:rPr>
           <w:rStyle w:val="VerbatimChar"/>
         </w:rPr>
-        <w:t xml:space="preserve">feature_selection_fss</w:t>
-      </w:r>
-      <w:r>
-        <w:t xml:space="preserve">: forward stepwise subset search for numeric targets.</w:t>
+        <w:t xml:space="preserve">minmax</w:t>
+      </w:r>
+      <w:r>
+        <w:t xml:space="preserve">: linearly rescales numeric attributes to a target range (default [0, 1]). Useful for scale-sensitive algorithms and models that expect bounded inputs.</w:t>
       </w:r>
     </w:p>
     <w:p>
@@ -441,7 +378,7 @@
         <w:pStyle w:val="Compact"/>
         <w:numPr>
           <w:ilvl w:val="0"/>
-          <w:numId w:val="1001"/>
+          <w:numId w:val="1003"/>
         </w:numPr>
       </w:pPr>
       <w:hyperlink r:id="rId30">
@@ -449,7 +386,7 @@
           <w:rPr>
             <w:rStyle w:val="Hyperlink"/>
           </w:rPr>
-          <w:t xml:space="preserve">feature_selection_information_gain.md</w:t>
+          <w:t xml:space="preserve">09-scaling-zscore.md</w:t>
         </w:r>
       </w:hyperlink>
       <w:r>
@@ -465,10 +402,28 @@
         <w:rPr>
           <w:rStyle w:val="VerbatimChar"/>
         </w:rPr>
-        <w:t xml:space="preserve">feature_selection_info_gain</w:t>
-      </w:r>
-      <w:r>
-        <w:t xml:space="preserve">: rank predictors by information gain.</w:t>
+        <w:t xml:space="preserve">zscore</w:t>
+      </w:r>
+      <w:r>
+        <w:t xml:space="preserve">: standardizes numeric attributes to zero mean and unit variance. You can also rescale to a target mean (</w:t>
+      </w:r>
+      <w:r>
+        <w:rPr>
+          <w:rStyle w:val="VerbatimChar"/>
+        </w:rPr>
+        <w:t xml:space="preserve">nmean</w:t>
+      </w:r>
+      <w:r>
+        <w:t xml:space="preserve">) and standard deviation (</w:t>
+      </w:r>
+      <w:r>
+        <w:rPr>
+          <w:rStyle w:val="VerbatimChar"/>
+        </w:rPr>
+        <w:t xml:space="preserve">nsd</w:t>
+      </w:r>
+      <w:r>
+        <w:t xml:space="preserve">).</w:t>
       </w:r>
     </w:p>
     <w:p>
@@ -476,7 +431,7 @@
         <w:pStyle w:val="Compact"/>
         <w:numPr>
           <w:ilvl w:val="0"/>
-          <w:numId w:val="1001"/>
+          <w:numId w:val="1003"/>
         </w:numPr>
       </w:pPr>
       <w:hyperlink r:id="rId31">
@@ -484,7 +439,7 @@
           <w:rPr>
             <w:rStyle w:val="Hyperlink"/>
           </w:rPr>
-          <w:t xml:space="preserve">feature_selection_lasso.md</w:t>
+          <w:t xml:space="preserve">10-encoding-categorical-mapping.md</w:t>
         </w:r>
       </w:hyperlink>
       <w:r>
@@ -500,10 +455,28 @@
         <w:rPr>
           <w:rStyle w:val="VerbatimChar"/>
         </w:rPr>
-        <w:t xml:space="preserve">feature_selection_lasso</w:t>
-      </w:r>
-      <w:r>
-        <w:t xml:space="preserve">: L1-based embedded feature selection for numeric targets.</w:t>
+        <w:t xml:space="preserve">categ_mapping</w:t>
+      </w:r>
+      <w:r>
+        <w:t xml:space="preserve">: converts a categorical column into binary variables (one-hot). Can use n columns or n-1 columns.</w:t>
+      </w:r>
+    </w:p>
+    <w:bookmarkEnd w:id="32"/>
+    <w:bookmarkStart w:id="36" w:name="smoothing-and-discretization"/>
+    <w:p>
+      <w:pPr>
+        <w:pStyle w:val="Heading2"/>
+      </w:pPr>
+      <w:r>
+        <w:t xml:space="preserve">Smoothing and Discretization</w:t>
+      </w:r>
+    </w:p>
+    <w:p>
+      <w:pPr>
+        <w:pStyle w:val="FirstParagraph"/>
+      </w:pPr>
+      <w:r>
+        <w:t xml:space="preserve">These examples summarize continuous values into intervals, frequencies, or cluster-defined bins.</w:t>
       </w:r>
     </w:p>
     <w:p>
@@ -511,42 +484,7 @@
         <w:pStyle w:val="Compact"/>
         <w:numPr>
           <w:ilvl w:val="0"/>
-          <w:numId w:val="1001"/>
-        </w:numPr>
-      </w:pPr>
-      <w:hyperlink r:id="rId32">
-        <w:r>
-          <w:rPr>
-            <w:rStyle w:val="Hyperlink"/>
-          </w:rPr>
-          <w:t xml:space="preserve">feature_selection_relief.md</w:t>
-        </w:r>
-      </w:hyperlink>
-      <w:r>
-        <w:t xml:space="preserve"> </w:t>
-      </w:r>
-      <w:r>
-        <w:t xml:space="preserve">-</w:t>
-      </w:r>
-      <w:r>
-        <w:t xml:space="preserve"> </w:t>
-      </w:r>
-      <w:r>
-        <w:rPr>
-          <w:rStyle w:val="VerbatimChar"/>
-        </w:rPr>
-        <w:t xml:space="preserve">feature_selection_relief</w:t>
-      </w:r>
-      <w:r>
-        <w:t xml:space="preserve">: rank predictors by nearest-hit and nearest-miss comparisons.</w:t>
-      </w:r>
-    </w:p>
-    <w:p>
-      <w:pPr>
-        <w:pStyle w:val="Compact"/>
-        <w:numPr>
-          <w:ilvl w:val="0"/>
-          <w:numId w:val="1001"/>
+          <w:numId w:val="1004"/>
         </w:numPr>
       </w:pPr>
       <w:hyperlink r:id="rId33">
@@ -554,7 +492,7 @@
           <w:rPr>
             <w:rStyle w:val="Hyperlink"/>
           </w:rPr>
-          <w:t xml:space="preserve">feature_selection_stepwise.md</w:t>
+          <w:t xml:space="preserve">11-smoothing-interval.md</w:t>
         </w:r>
       </w:hyperlink>
       <w:r>
@@ -570,10 +508,10 @@
         <w:rPr>
           <w:rStyle w:val="VerbatimChar"/>
         </w:rPr>
-        <w:t xml:space="preserve">feature_selection_stepwise</w:t>
-      </w:r>
-      <w:r>
-        <w:t xml:space="preserve">: stepwise GLM-based selection for classification.</w:t>
+        <w:t xml:space="preserve">smoothing_inter</w:t>
+      </w:r>
+      <w:r>
+        <w:t xml:space="preserve">: discretization/smoothing by regular intervals (equal widths). Useful to summarize continuous variables into ranges.</w:t>
       </w:r>
     </w:p>
     <w:p>
@@ -581,7 +519,7 @@
         <w:pStyle w:val="Compact"/>
         <w:numPr>
           <w:ilvl w:val="0"/>
-          <w:numId w:val="1001"/>
+          <w:numId w:val="1004"/>
         </w:numPr>
       </w:pPr>
       <w:hyperlink r:id="rId34">
@@ -589,14 +527,14 @@
           <w:rPr>
             <w:rStyle w:val="Hyperlink"/>
           </w:rPr>
-          <w:t xml:space="preserve">na_removal.md</w:t>
+          <w:t xml:space="preserve">12-smoothing-frequency.md</w:t>
         </w:r>
       </w:hyperlink>
       <w:r>
         <w:t xml:space="preserve"> </w:t>
       </w:r>
       <w:r>
-        <w:t xml:space="preserve">- NA removal: use</w:t>
+        <w:t xml:space="preserve">-</w:t>
       </w:r>
       <w:r>
         <w:t xml:space="preserve"> </w:t>
@@ -605,13 +543,10 @@
         <w:rPr>
           <w:rStyle w:val="VerbatimChar"/>
         </w:rPr>
-        <w:t xml:space="preserve">na.omit</w:t>
-      </w:r>
-      <w:r>
-        <w:t xml:space="preserve"> </w:t>
-      </w:r>
-      <w:r>
-        <w:t xml:space="preserve">to drop instances with missing values. Useful for initial cleanup when imputation is not desired.</w:t>
+        <w:t xml:space="preserve">smoothing_freq</w:t>
+      </w:r>
+      <w:r>
+        <w:t xml:space="preserve">: discretization/smoothing by frequency (quantiles), producing bins with similar counts.</w:t>
       </w:r>
     </w:p>
     <w:p>
@@ -619,7 +554,7 @@
         <w:pStyle w:val="Compact"/>
         <w:numPr>
           <w:ilvl w:val="0"/>
-          <w:numId w:val="1001"/>
+          <w:numId w:val="1004"/>
         </w:numPr>
       </w:pPr>
       <w:hyperlink r:id="rId35">
@@ -627,7 +562,7 @@
           <w:rPr>
             <w:rStyle w:val="Hyperlink"/>
           </w:rPr>
-          <w:t xml:space="preserve">normalization_minmax.md</w:t>
+          <w:t xml:space="preserve">13-smoothing-clustering.md</w:t>
         </w:r>
       </w:hyperlink>
       <w:r>
@@ -643,10 +578,28 @@
         <w:rPr>
           <w:rStyle w:val="VerbatimChar"/>
         </w:rPr>
-        <w:t xml:space="preserve">minmax</w:t>
-      </w:r>
-      <w:r>
-        <w:t xml:space="preserve">: linearly rescales numeric attributes to a target range (default [0, 1]). Useful for scale-sensitive algorithms and models that expect bounded inputs.</w:t>
+        <w:t xml:space="preserve">smoothing_cluster</w:t>
+      </w:r>
+      <w:r>
+        <w:t xml:space="preserve">: discretization/smoothing by defining bins via clustering instead of fixed intervals.</w:t>
+      </w:r>
+    </w:p>
+    <w:bookmarkEnd w:id="36"/>
+    <w:bookmarkStart w:id="42" w:name="feature-selection"/>
+    <w:p>
+      <w:pPr>
+        <w:pStyle w:val="Heading2"/>
+      </w:pPr>
+      <w:r>
+        <w:t xml:space="preserve">Feature Selection</w:t>
+      </w:r>
+    </w:p>
+    <w:p>
+      <w:pPr>
+        <w:pStyle w:val="FirstParagraph"/>
+      </w:pPr>
+      <w:r>
+        <w:t xml:space="preserve">These examples reduce the predictor set according to relevance, sparsity, or subset search.</w:t>
       </w:r>
     </w:p>
     <w:p>
@@ -654,60 +607,7 @@
         <w:pStyle w:val="Compact"/>
         <w:numPr>
           <w:ilvl w:val="0"/>
-          <w:numId w:val="1001"/>
-        </w:numPr>
-      </w:pPr>
-      <w:hyperlink r:id="rId36">
-        <w:r>
-          <w:rPr>
-            <w:rStyle w:val="Hyperlink"/>
-          </w:rPr>
-          <w:t xml:space="preserve">normalization_zscore.md</w:t>
-        </w:r>
-      </w:hyperlink>
-      <w:r>
-        <w:t xml:space="preserve"> </w:t>
-      </w:r>
-      <w:r>
-        <w:t xml:space="preserve">-</w:t>
-      </w:r>
-      <w:r>
-        <w:t xml:space="preserve"> </w:t>
-      </w:r>
-      <w:r>
-        <w:rPr>
-          <w:rStyle w:val="VerbatimChar"/>
-        </w:rPr>
-        <w:t xml:space="preserve">zscore</w:t>
-      </w:r>
-      <w:r>
-        <w:t xml:space="preserve">: standardizes numeric attributes to zero mean and unit variance. You can also rescale to a target mean (</w:t>
-      </w:r>
-      <w:r>
-        <w:rPr>
-          <w:rStyle w:val="VerbatimChar"/>
-        </w:rPr>
-        <w:t xml:space="preserve">nmean</w:t>
-      </w:r>
-      <w:r>
-        <w:t xml:space="preserve">) and standard deviation (</w:t>
-      </w:r>
-      <w:r>
-        <w:rPr>
-          <w:rStyle w:val="VerbatimChar"/>
-        </w:rPr>
-        <w:t xml:space="preserve">nsd</w:t>
-      </w:r>
-      <w:r>
-        <w:t xml:space="preserve">).</w:t>
-      </w:r>
-    </w:p>
-    <w:p>
-      <w:pPr>
-        <w:pStyle w:val="Compact"/>
-        <w:numPr>
-          <w:ilvl w:val="0"/>
-          <w:numId w:val="1001"/>
+          <w:numId w:val="1005"/>
         </w:numPr>
       </w:pPr>
       <w:hyperlink r:id="rId37">
@@ -715,7 +615,7 @@
           <w:rPr>
             <w:rStyle w:val="Hyperlink"/>
           </w:rPr>
-          <w:t xml:space="preserve">outliers_boxplot.md</w:t>
+          <w:t xml:space="preserve">14-feature-selection-information-gain.md</w:t>
         </w:r>
       </w:hyperlink>
       <w:r>
@@ -731,20 +631,10 @@
         <w:rPr>
           <w:rStyle w:val="VerbatimChar"/>
         </w:rPr>
-        <w:t xml:space="preserve">outliers_boxplot</w:t>
-      </w:r>
-      <w:r>
-        <w:t xml:space="preserve">: identifies outliers by the boxplot rule (Q1 - 1.5</w:t>
-      </w:r>
-      <w:r>
-        <w:rPr>
-          <w:i/>
-          <w:iCs/>
-        </w:rPr>
-        <w:t xml:space="preserve">IQR, Q3 + 1.5</w:t>
-      </w:r>
-      <w:r>
-        <w:t xml:space="preserve">IQR) and can remove them from numeric attributes.</w:t>
+        <w:t xml:space="preserve">feature_selection_info_gain</w:t>
+      </w:r>
+      <w:r>
+        <w:t xml:space="preserve">: rank predictors by information gain.</w:t>
       </w:r>
     </w:p>
     <w:p>
@@ -752,7 +642,7 @@
         <w:pStyle w:val="Compact"/>
         <w:numPr>
           <w:ilvl w:val="0"/>
-          <w:numId w:val="1001"/>
+          <w:numId w:val="1005"/>
         </w:numPr>
       </w:pPr>
       <w:hyperlink r:id="rId38">
@@ -760,7 +650,7 @@
           <w:rPr>
             <w:rStyle w:val="Hyperlink"/>
           </w:rPr>
-          <w:t xml:space="preserve">outliers_gaussian.md</w:t>
+          <w:t xml:space="preserve">15-feature-selection-relief.md</w:t>
         </w:r>
       </w:hyperlink>
       <w:r>
@@ -776,10 +666,10 @@
         <w:rPr>
           <w:rStyle w:val="VerbatimChar"/>
         </w:rPr>
-        <w:t xml:space="preserve">outliers_gaussian</w:t>
-      </w:r>
-      <w:r>
-        <w:t xml:space="preserve">: flags as outliers values beyond mean +/- 3 standard deviations, assuming approximately normal distribution.</w:t>
+        <w:t xml:space="preserve">feature_selection_relief</w:t>
+      </w:r>
+      <w:r>
+        <w:t xml:space="preserve">: rank predictors by nearest-hit and nearest-miss comparisons.</w:t>
       </w:r>
     </w:p>
     <w:p>
@@ -787,7 +677,7 @@
         <w:pStyle w:val="Compact"/>
         <w:numPr>
           <w:ilvl w:val="0"/>
-          <w:numId w:val="1001"/>
+          <w:numId w:val="1005"/>
         </w:numPr>
       </w:pPr>
       <w:hyperlink r:id="rId39">
@@ -795,7 +685,7 @@
           <w:rPr>
             <w:rStyle w:val="Hyperlink"/>
           </w:rPr>
-          <w:t xml:space="preserve">sample_random.md</w:t>
+          <w:t xml:space="preserve">16-feature-selection-stepwise.md</w:t>
         </w:r>
       </w:hyperlink>
       <w:r>
@@ -811,10 +701,10 @@
         <w:rPr>
           <w:rStyle w:val="VerbatimChar"/>
         </w:rPr>
-        <w:t xml:space="preserve">sample_random</w:t>
-      </w:r>
-      <w:r>
-        <w:t xml:space="preserve">: splits train/test sets and creates folds via random draws, preserving only expected proportions on average.</w:t>
+        <w:t xml:space="preserve">feature_selection_stepwise</w:t>
+      </w:r>
+      <w:r>
+        <w:t xml:space="preserve">: stepwise GLM-based selection for classification.</w:t>
       </w:r>
     </w:p>
     <w:p>
@@ -822,7 +712,7 @@
         <w:pStyle w:val="Compact"/>
         <w:numPr>
           <w:ilvl w:val="0"/>
-          <w:numId w:val="1001"/>
+          <w:numId w:val="1005"/>
         </w:numPr>
       </w:pPr>
       <w:hyperlink r:id="rId40">
@@ -830,7 +720,7 @@
           <w:rPr>
             <w:rStyle w:val="Hyperlink"/>
           </w:rPr>
-          <w:t xml:space="preserve">sample_stratified.md</w:t>
+          <w:t xml:space="preserve">17-feature-selection-lasso.md</w:t>
         </w:r>
       </w:hyperlink>
       <w:r>
@@ -846,13 +736,172 @@
         <w:rPr>
           <w:rStyle w:val="VerbatimChar"/>
         </w:rPr>
-        <w:t xml:space="preserve">sample_stratified</w:t>
-      </w:r>
-      <w:r>
-        <w:t xml:space="preserve">: splits train/test and folds preserving the target variable proportion (stratification) per category.</w:t>
-      </w:r>
-    </w:p>
-    <w:bookmarkEnd w:id="41"/>
+        <w:t xml:space="preserve">feature_selection_lasso</w:t>
+      </w:r>
+      <w:r>
+        <w:t xml:space="preserve">: L1-based embedded feature selection for numeric targets.</w:t>
+      </w:r>
+    </w:p>
+    <w:p>
+      <w:pPr>
+        <w:pStyle w:val="Compact"/>
+        <w:numPr>
+          <w:ilvl w:val="0"/>
+          <w:numId w:val="1005"/>
+        </w:numPr>
+      </w:pPr>
+      <w:hyperlink r:id="rId41">
+        <w:r>
+          <w:rPr>
+            <w:rStyle w:val="Hyperlink"/>
+          </w:rPr>
+          <w:t xml:space="preserve">18-feature-selection-fss.md</w:t>
+        </w:r>
+      </w:hyperlink>
+      <w:r>
+        <w:t xml:space="preserve"> </w:t>
+      </w:r>
+      <w:r>
+        <w:t xml:space="preserve">-</w:t>
+      </w:r>
+      <w:r>
+        <w:t xml:space="preserve"> </w:t>
+      </w:r>
+      <w:r>
+        <w:rPr>
+          <w:rStyle w:val="VerbatimChar"/>
+        </w:rPr>
+        <w:t xml:space="preserve">feature_selection_fss</w:t>
+      </w:r>
+      <w:r>
+        <w:t xml:space="preserve">: forward stepwise subset search for numeric targets.</w:t>
+      </w:r>
+    </w:p>
+    <w:bookmarkEnd w:id="42"/>
+    <w:bookmarkStart w:id="46" w:name="dimensionality-reduction-and-heuristics"/>
+    <w:p>
+      <w:pPr>
+        <w:pStyle w:val="Heading2"/>
+      </w:pPr>
+      <w:r>
+        <w:t xml:space="preserve">Dimensionality Reduction and Heuristics</w:t>
+      </w:r>
+    </w:p>
+    <w:p>
+      <w:pPr>
+        <w:pStyle w:val="FirstParagraph"/>
+      </w:pPr>
+      <w:r>
+        <w:t xml:space="preserve">These final examples help the reader decide how many dimensions or cut points may be enough for a problem.</w:t>
+      </w:r>
+    </w:p>
+    <w:p>
+      <w:pPr>
+        <w:pStyle w:val="Compact"/>
+        <w:numPr>
+          <w:ilvl w:val="0"/>
+          <w:numId w:val="1006"/>
+        </w:numPr>
+      </w:pPr>
+      <w:hyperlink r:id="rId43">
+        <w:r>
+          <w:rPr>
+            <w:rStyle w:val="Hyperlink"/>
+          </w:rPr>
+          <w:t xml:space="preserve">19-dimensionality-pca.md</w:t>
+        </w:r>
+      </w:hyperlink>
+      <w:r>
+        <w:t xml:space="preserve"> </w:t>
+      </w:r>
+      <w:r>
+        <w:t xml:space="preserve">-</w:t>
+      </w:r>
+      <w:r>
+        <w:t xml:space="preserve"> </w:t>
+      </w:r>
+      <w:r>
+        <w:rPr>
+          <w:rStyle w:val="VerbatimChar"/>
+        </w:rPr>
+        <w:t xml:space="preserve">dt_pca</w:t>
+      </w:r>
+      <w:r>
+        <w:t xml:space="preserve">: Principal Component Analysis (PCA) projects correlated variables onto orthogonal components ordered by explained variance.</w:t>
+      </w:r>
+    </w:p>
+    <w:p>
+      <w:pPr>
+        <w:pStyle w:val="Compact"/>
+        <w:numPr>
+          <w:ilvl w:val="0"/>
+          <w:numId w:val="1006"/>
+        </w:numPr>
+      </w:pPr>
+      <w:hyperlink r:id="rId44">
+        <w:r>
+          <w:rPr>
+            <w:rStyle w:val="Hyperlink"/>
+          </w:rPr>
+          <w:t xml:space="preserve">20-curvature-minimum.md</w:t>
+        </w:r>
+      </w:hyperlink>
+      <w:r>
+        <w:t xml:space="preserve"> </w:t>
+      </w:r>
+      <w:r>
+        <w:t xml:space="preserve">-</w:t>
+      </w:r>
+      <w:r>
+        <w:t xml:space="preserve"> </w:t>
+      </w:r>
+      <w:r>
+        <w:rPr>
+          <w:rStyle w:val="VerbatimChar"/>
+        </w:rPr>
+        <w:t xml:space="preserve">fit_curvature_min</w:t>
+      </w:r>
+      <w:r>
+        <w:t xml:space="preserve">: computes curvature via the second derivative of a smoothed spline over the sequence and returns the minimum curvature position for increasing curves.</w:t>
+      </w:r>
+    </w:p>
+    <w:p>
+      <w:pPr>
+        <w:pStyle w:val="Compact"/>
+        <w:numPr>
+          <w:ilvl w:val="0"/>
+          <w:numId w:val="1006"/>
+        </w:numPr>
+      </w:pPr>
+      <w:hyperlink r:id="rId45">
+        <w:r>
+          <w:rPr>
+            <w:rStyle w:val="Hyperlink"/>
+          </w:rPr>
+          <w:t xml:space="preserve">21-curvature-maximum.md</w:t>
+        </w:r>
+      </w:hyperlink>
+      <w:r>
+        <w:t xml:space="preserve"> </w:t>
+      </w:r>
+      <w:r>
+        <w:t xml:space="preserve">-</w:t>
+      </w:r>
+      <w:r>
+        <w:t xml:space="preserve"> </w:t>
+      </w:r>
+      <w:r>
+        <w:rPr>
+          <w:rStyle w:val="VerbatimChar"/>
+        </w:rPr>
+        <w:t xml:space="preserve">fit_curvature_max</w:t>
+      </w:r>
+      <w:r>
+        <w:t xml:space="preserve">: computes curvature via the second derivative of a smoothed spline and returns the maximum curvature position for decreasing curves.</w:t>
+      </w:r>
+    </w:p>
+    <w:bookmarkEnd w:id="46"/>
+    <w:bookmarkEnd w:id="47"/>
     <w:sectPr>
       <w:footnotePr>
         <w:numRestart w:val="eachSect"/>
@@ -1070,6 +1119,21 @@
     <w:abstractNumId w:val="990"/>
   </w:num>
   <w:num w:numId="1001">
+    <w:abstractNumId w:val="991"/>
+  </w:num>
+  <w:num w:numId="1002">
+    <w:abstractNumId w:val="991"/>
+  </w:num>
+  <w:num w:numId="1003">
+    <w:abstractNumId w:val="991"/>
+  </w:num>
+  <w:num w:numId="1004">
+    <w:abstractNumId w:val="991"/>
+  </w:num>
+  <w:num w:numId="1005">
+    <w:abstractNumId w:val="991"/>
+  </w:num>
+  <w:num w:numId="1006">
     <w:abstractNumId w:val="991"/>
   </w:num>
 </w:numbering>

--- a/examples/transf/doc/README.docx
+++ b/examples/transf/doc/README.docx
@@ -2,7 +2,7 @@
 <file path=word/document.xml><?xml version="1.0" encoding="utf-8"?>
 <w:document xmlns:w="http://schemas.openxmlformats.org/wordprocessingml/2006/main" xmlns:m="http://schemas.openxmlformats.org/officeDocument/2006/math" xmlns:r="http://schemas.openxmlformats.org/officeDocument/2006/relationships" xmlns:o="urn:schemas-microsoft-com:office:office" xmlns:v="urn:schemas-microsoft-com:vml" xmlns:w10="urn:schemas-microsoft-com:office:word" xmlns:a="http://schemas.openxmlformats.org/drawingml/2006/main" xmlns:pic="http://schemas.openxmlformats.org/drawingml/2006/picture" xmlns:wp="http://schemas.openxmlformats.org/drawingml/2006/wordprocessingDrawing">
   <w:body>
-    <w:bookmarkStart w:id="47" w:name="transformations-examples"/>
+    <w:bookmarkStart w:id="49" w:name="transformations-examples"/>
     <w:p>
       <w:pPr>
         <w:pStyle w:val="Heading1"/>
@@ -27,13 +27,13 @@
         <w:t xml:space="preserve">The question to keep in mind while reading is always the same: what is changing in the dataset, and why would that change improve the next stage of the workflow?</w:t>
       </w:r>
     </w:p>
-    <w:bookmarkStart w:id="24" w:name="sampling-and-balance"/>
+    <w:bookmarkStart w:id="22" w:name="sampling"/>
     <w:p>
       <w:pPr>
         <w:pStyle w:val="Heading2"/>
       </w:pPr>
       <w:r>
-        <w:t xml:space="preserve">Sampling and Balance</w:t>
+        <w:t xml:space="preserve">Sampling</w:t>
       </w:r>
     </w:p>
     <w:p>
@@ -41,7 +41,7 @@
         <w:pStyle w:val="FirstParagraph"/>
       </w:pPr>
       <w:r>
-        <w:t xml:space="preserve">These examples are useful when the first challenge is creating representative partitions or correcting class imbalance.</w:t>
+        <w:t xml:space="preserve">These examples are useful when the first challenge is creating representative partitions before any other transformation.</w:t>
       </w:r>
     </w:p>
     <w:p>
@@ -114,47 +114,30 @@
         <w:t xml:space="preserve">: splits train/test and folds preserving the target variable proportion (stratification) per category.</w:t>
       </w:r>
     </w:p>
+    <w:bookmarkEnd w:id="22"/>
+    <w:bookmarkStart w:id="26" w:name="cleaning-and-data-quality"/>
+    <w:p>
+      <w:pPr>
+        <w:pStyle w:val="Heading2"/>
+      </w:pPr>
+      <w:r>
+        <w:t xml:space="preserve">Cleaning and Data Quality</w:t>
+      </w:r>
+    </w:p>
+    <w:p>
+      <w:pPr>
+        <w:pStyle w:val="FirstParagraph"/>
+      </w:pPr>
+      <w:r>
+        <w:t xml:space="preserve">These examples address missing values and unusual observations before the modeling stage begins.</w:t>
+      </w:r>
+    </w:p>
     <w:p>
       <w:pPr>
         <w:pStyle w:val="Compact"/>
         <w:numPr>
           <w:ilvl w:val="0"/>
-          <w:numId w:val="1001"/>
-        </w:numPr>
-      </w:pPr>
-      <w:hyperlink r:id="rId22">
-        <w:r>
-          <w:rPr>
-            <w:rStyle w:val="Hyperlink"/>
-          </w:rPr>
-          <w:t xml:space="preserve">03-balancing-oversampling.md</w:t>
-        </w:r>
-      </w:hyperlink>
-      <w:r>
-        <w:t xml:space="preserve"> </w:t>
-      </w:r>
-      <w:r>
-        <w:t xml:space="preserve">-</w:t>
-      </w:r>
-      <w:r>
-        <w:t xml:space="preserve"> </w:t>
-      </w:r>
-      <w:r>
-        <w:rPr>
-          <w:rStyle w:val="VerbatimChar"/>
-        </w:rPr>
-        <w:t xml:space="preserve">bal_oversampling</w:t>
-      </w:r>
-      <w:r>
-        <w:t xml:space="preserve">: class oversampling with random replication or local SMOTE.</w:t>
-      </w:r>
-    </w:p>
-    <w:p>
-      <w:pPr>
-        <w:pStyle w:val="Compact"/>
-        <w:numPr>
-          <w:ilvl w:val="0"/>
-          <w:numId w:val="1001"/>
+          <w:numId w:val="1002"/>
         </w:numPr>
       </w:pPr>
       <w:hyperlink r:id="rId23">
@@ -162,14 +145,14 @@
           <w:rPr>
             <w:rStyle w:val="Hyperlink"/>
           </w:rPr>
-          <w:t xml:space="preserve">04-balancing-subsampling.md</w:t>
+          <w:t xml:space="preserve">03-cleaning-na-removal.md</w:t>
         </w:r>
       </w:hyperlink>
       <w:r>
         <w:t xml:space="preserve"> </w:t>
       </w:r>
       <w:r>
-        <w:t xml:space="preserve">-</w:t>
+        <w:t xml:space="preserve">- NA removal: use</w:t>
       </w:r>
       <w:r>
         <w:t xml:space="preserve"> </w:t>
@@ -178,28 +161,13 @@
         <w:rPr>
           <w:rStyle w:val="VerbatimChar"/>
         </w:rPr>
-        <w:t xml:space="preserve">bal_subsampling</w:t>
-      </w:r>
-      <w:r>
-        <w:t xml:space="preserve">: random class undersampling to the minority count.</w:t>
-      </w:r>
-    </w:p>
-    <w:bookmarkEnd w:id="24"/>
-    <w:bookmarkStart w:id="28" w:name="cleaning-and-data-quality"/>
-    <w:p>
-      <w:pPr>
-        <w:pStyle w:val="Heading2"/>
-      </w:pPr>
-      <w:r>
-        <w:t xml:space="preserve">Cleaning and Data Quality</w:t>
-      </w:r>
-    </w:p>
-    <w:p>
-      <w:pPr>
-        <w:pStyle w:val="FirstParagraph"/>
-      </w:pPr>
-      <w:r>
-        <w:t xml:space="preserve">These examples address missing values and unusual observations before the modeling stage begins.</w:t>
+        <w:t xml:space="preserve">na.omit</w:t>
+      </w:r>
+      <w:r>
+        <w:t xml:space="preserve"> </w:t>
+      </w:r>
+      <w:r>
+        <w:t xml:space="preserve">to drop instances with missing values. Useful for initial cleanup when imputation is not desired.</w:t>
       </w:r>
     </w:p>
     <w:p>
@@ -210,19 +178,64 @@
           <w:numId w:val="1002"/>
         </w:numPr>
       </w:pPr>
+      <w:hyperlink r:id="rId24">
+        <w:r>
+          <w:rPr>
+            <w:rStyle w:val="Hyperlink"/>
+          </w:rPr>
+          <w:t xml:space="preserve">04-cleaning-outliers-boxplot.md</w:t>
+        </w:r>
+      </w:hyperlink>
+      <w:r>
+        <w:t xml:space="preserve"> </w:t>
+      </w:r>
+      <w:r>
+        <w:t xml:space="preserve">-</w:t>
+      </w:r>
+      <w:r>
+        <w:t xml:space="preserve"> </w:t>
+      </w:r>
+      <w:r>
+        <w:rPr>
+          <w:rStyle w:val="VerbatimChar"/>
+        </w:rPr>
+        <w:t xml:space="preserve">outliers_boxplot</w:t>
+      </w:r>
+      <w:r>
+        <w:t xml:space="preserve">: identifies outliers by the boxplot rule (Q1 - 1.5</w:t>
+      </w:r>
+      <w:r>
+        <w:rPr>
+          <w:i/>
+          <w:iCs/>
+        </w:rPr>
+        <w:t xml:space="preserve">IQR, Q3 + 1.5</w:t>
+      </w:r>
+      <w:r>
+        <w:t xml:space="preserve">IQR) and can remove them from numeric attributes.</w:t>
+      </w:r>
+    </w:p>
+    <w:p>
+      <w:pPr>
+        <w:pStyle w:val="Compact"/>
+        <w:numPr>
+          <w:ilvl w:val="0"/>
+          <w:numId w:val="1002"/>
+        </w:numPr>
+      </w:pPr>
       <w:hyperlink r:id="rId25">
         <w:r>
           <w:rPr>
             <w:rStyle w:val="Hyperlink"/>
           </w:rPr>
-          <w:t xml:space="preserve">05-cleaning-na-removal.md</w:t>
+          <w:t xml:space="preserve">05-cleaning-outliers-gaussian.md</w:t>
         </w:r>
       </w:hyperlink>
       <w:r>
         <w:t xml:space="preserve"> </w:t>
       </w:r>
       <w:r>
-        <w:t xml:space="preserve">- NA removal: use</w:t>
+        <w:t xml:space="preserve">-</w:t>
       </w:r>
       <w:r>
         <w:t xml:space="preserve"> </w:t>
@@ -231,13 +244,28 @@
         <w:rPr>
           <w:rStyle w:val="VerbatimChar"/>
         </w:rPr>
-        <w:t xml:space="preserve">na.omit</w:t>
-      </w:r>
-      <w:r>
-        <w:t xml:space="preserve"> </w:t>
-      </w:r>
-      <w:r>
-        <w:t xml:space="preserve">to drop instances with missing values. Useful for initial cleanup when imputation is not desired.</w:t>
+        <w:t xml:space="preserve">outliers_gaussian</w:t>
+      </w:r>
+      <w:r>
+        <w:t xml:space="preserve">: flags as outliers values beyond mean +/- 3 standard deviations, assuming approximately normal distribution.</w:t>
+      </w:r>
+    </w:p>
+    <w:bookmarkEnd w:id="26"/>
+    <w:bookmarkStart w:id="29" w:name="scaling"/>
+    <w:p>
+      <w:pPr>
+        <w:pStyle w:val="Heading2"/>
+      </w:pPr>
+      <w:r>
+        <w:t xml:space="preserve">Scaling</w:t>
+      </w:r>
+    </w:p>
+    <w:p>
+      <w:pPr>
+        <w:pStyle w:val="FirstParagraph"/>
+      </w:pPr>
+      <w:r>
+        <w:t xml:space="preserve">These examples make numeric attributes more suitable for downstream learners by changing their scale.</w:t>
       </w:r>
     </w:p>
     <w:p>
@@ -245,52 +273,7 @@
         <w:pStyle w:val="Compact"/>
         <w:numPr>
           <w:ilvl w:val="0"/>
-          <w:numId w:val="1002"/>
-        </w:numPr>
-      </w:pPr>
-      <w:hyperlink r:id="rId26">
-        <w:r>
-          <w:rPr>
-            <w:rStyle w:val="Hyperlink"/>
-          </w:rPr>
-          <w:t xml:space="preserve">06-cleaning-outliers-boxplot.md</w:t>
-        </w:r>
-      </w:hyperlink>
-      <w:r>
-        <w:t xml:space="preserve"> </w:t>
-      </w:r>
-      <w:r>
-        <w:t xml:space="preserve">-</w:t>
-      </w:r>
-      <w:r>
-        <w:t xml:space="preserve"> </w:t>
-      </w:r>
-      <w:r>
-        <w:rPr>
-          <w:rStyle w:val="VerbatimChar"/>
-        </w:rPr>
-        <w:t xml:space="preserve">outliers_boxplot</w:t>
-      </w:r>
-      <w:r>
-        <w:t xml:space="preserve">: identifies outliers by the boxplot rule (Q1 - 1.5</w:t>
-      </w:r>
-      <w:r>
-        <w:rPr>
-          <w:i/>
-          <w:iCs/>
-        </w:rPr>
-        <w:t xml:space="preserve">IQR, Q3 + 1.5</w:t>
-      </w:r>
-      <w:r>
-        <w:t xml:space="preserve">IQR) and can remove them from numeric attributes.</w:t>
-      </w:r>
-    </w:p>
-    <w:p>
-      <w:pPr>
-        <w:pStyle w:val="Compact"/>
-        <w:numPr>
-          <w:ilvl w:val="0"/>
-          <w:numId w:val="1002"/>
+          <w:numId w:val="1003"/>
         </w:numPr>
       </w:pPr>
       <w:hyperlink r:id="rId27">
@@ -298,7 +281,7 @@
           <w:rPr>
             <w:rStyle w:val="Hyperlink"/>
           </w:rPr>
-          <w:t xml:space="preserve">07-cleaning-outliers-gaussian.md</w:t>
+          <w:t xml:space="preserve">06-scaling-minmax.md</w:t>
         </w:r>
       </w:hyperlink>
       <w:r>
@@ -314,28 +297,10 @@
         <w:rPr>
           <w:rStyle w:val="VerbatimChar"/>
         </w:rPr>
-        <w:t xml:space="preserve">outliers_gaussian</w:t>
-      </w:r>
-      <w:r>
-        <w:t xml:space="preserve">: flags as outliers values beyond mean +/- 3 standard deviations, assuming approximately normal distribution.</w:t>
-      </w:r>
-    </w:p>
-    <w:bookmarkEnd w:id="28"/>
-    <w:bookmarkStart w:id="32" w:name="scaling-and-encoding"/>
-    <w:p>
-      <w:pPr>
-        <w:pStyle w:val="Heading2"/>
-      </w:pPr>
-      <w:r>
-        <w:t xml:space="preserve">Scaling and Encoding</w:t>
-      </w:r>
-    </w:p>
-    <w:p>
-      <w:pPr>
-        <w:pStyle w:val="FirstParagraph"/>
-      </w:pPr>
-      <w:r>
-        <w:t xml:space="preserve">These examples make attributes more suitable for downstream learners by changing scale or representation.</w:t>
+        <w:t xml:space="preserve">minmax</w:t>
+      </w:r>
+      <w:r>
+        <w:t xml:space="preserve">: linearly rescales numeric attributes to a target range (default [0, 1]). Useful for scale-sensitive algorithms and models that expect bounded inputs.</w:t>
       </w:r>
     </w:p>
     <w:p>
@@ -346,12 +311,12 @@
           <w:numId w:val="1003"/>
         </w:numPr>
       </w:pPr>
-      <w:hyperlink r:id="rId29">
+      <w:hyperlink r:id="rId28">
         <w:r>
           <w:rPr>
             <w:rStyle w:val="Hyperlink"/>
           </w:rPr>
-          <w:t xml:space="preserve">08-scaling-minmax.md</w:t>
+          <w:t xml:space="preserve">07-scaling-zscore.md</w:t>
         </w:r>
       </w:hyperlink>
       <w:r>
@@ -367,10 +332,46 @@
         <w:rPr>
           <w:rStyle w:val="VerbatimChar"/>
         </w:rPr>
-        <w:t xml:space="preserve">minmax</w:t>
-      </w:r>
-      <w:r>
-        <w:t xml:space="preserve">: linearly rescales numeric attributes to a target range (default [0, 1]). Useful for scale-sensitive algorithms and models that expect bounded inputs.</w:t>
+        <w:t xml:space="preserve">zscore</w:t>
+      </w:r>
+      <w:r>
+        <w:t xml:space="preserve">: standardizes numeric attributes to zero mean and unit variance. You can also rescale to a target mean (</w:t>
+      </w:r>
+      <w:r>
+        <w:rPr>
+          <w:rStyle w:val="VerbatimChar"/>
+        </w:rPr>
+        <w:t xml:space="preserve">nmean</w:t>
+      </w:r>
+      <w:r>
+        <w:t xml:space="preserve">) and standard deviation (</w:t>
+      </w:r>
+      <w:r>
+        <w:rPr>
+          <w:rStyle w:val="VerbatimChar"/>
+        </w:rPr>
+        <w:t xml:space="preserve">nsd</w:t>
+      </w:r>
+      <w:r>
+        <w:t xml:space="preserve">).</w:t>
+      </w:r>
+    </w:p>
+    <w:bookmarkEnd w:id="29"/>
+    <w:bookmarkStart w:id="31" w:name="encoding"/>
+    <w:p>
+      <w:pPr>
+        <w:pStyle w:val="Heading2"/>
+      </w:pPr>
+      <w:r>
+        <w:t xml:space="preserve">Encoding</w:t>
+      </w:r>
+    </w:p>
+    <w:p>
+      <w:pPr>
+        <w:pStyle w:val="FirstParagraph"/>
+      </w:pPr>
+      <w:r>
+        <w:t xml:space="preserve">These examples change the representation of attributes so downstream learners can consume categorical inputs safely.</w:t>
       </w:r>
     </w:p>
     <w:p>
@@ -378,7 +379,7 @@
         <w:pStyle w:val="Compact"/>
         <w:numPr>
           <w:ilvl w:val="0"/>
-          <w:numId w:val="1003"/>
+          <w:numId w:val="1004"/>
         </w:numPr>
       </w:pPr>
       <w:hyperlink r:id="rId30">
@@ -386,7 +387,7 @@
           <w:rPr>
             <w:rStyle w:val="Hyperlink"/>
           </w:rPr>
-          <w:t xml:space="preserve">09-scaling-zscore.md</w:t>
+          <w:t xml:space="preserve">08-encoding-categorical-mapping.md</w:t>
         </w:r>
       </w:hyperlink>
       <w:r>
@@ -402,28 +403,28 @@
         <w:rPr>
           <w:rStyle w:val="VerbatimChar"/>
         </w:rPr>
-        <w:t xml:space="preserve">zscore</w:t>
-      </w:r>
-      <w:r>
-        <w:t xml:space="preserve">: standardizes numeric attributes to zero mean and unit variance. You can also rescale to a target mean (</w:t>
-      </w:r>
-      <w:r>
-        <w:rPr>
-          <w:rStyle w:val="VerbatimChar"/>
-        </w:rPr>
-        <w:t xml:space="preserve">nmean</w:t>
-      </w:r>
-      <w:r>
-        <w:t xml:space="preserve">) and standard deviation (</w:t>
-      </w:r>
-      <w:r>
-        <w:rPr>
-          <w:rStyle w:val="VerbatimChar"/>
-        </w:rPr>
-        <w:t xml:space="preserve">nsd</w:t>
-      </w:r>
-      <w:r>
-        <w:t xml:space="preserve">).</w:t>
+        <w:t xml:space="preserve">categ_mapping</w:t>
+      </w:r>
+      <w:r>
+        <w:t xml:space="preserve">: converts a categorical column into binary variables (one-hot). Can use n columns or n-1 columns.</w:t>
+      </w:r>
+    </w:p>
+    <w:bookmarkEnd w:id="31"/>
+    <w:bookmarkStart w:id="35" w:name="smoothing-and-discretization"/>
+    <w:p>
+      <w:pPr>
+        <w:pStyle w:val="Heading2"/>
+      </w:pPr>
+      <w:r>
+        <w:t xml:space="preserve">Smoothing and Discretization</w:t>
+      </w:r>
+    </w:p>
+    <w:p>
+      <w:pPr>
+        <w:pStyle w:val="FirstParagraph"/>
+      </w:pPr>
+      <w:r>
+        <w:t xml:space="preserve">These examples summarize continuous values into intervals, frequencies, or cluster-defined bins.</w:t>
       </w:r>
     </w:p>
     <w:p>
@@ -431,15 +432,15 @@
         <w:pStyle w:val="Compact"/>
         <w:numPr>
           <w:ilvl w:val="0"/>
-          <w:numId w:val="1003"/>
+          <w:numId w:val="1005"/>
         </w:numPr>
       </w:pPr>
-      <w:hyperlink r:id="rId31">
+      <w:hyperlink r:id="rId32">
         <w:r>
           <w:rPr>
             <w:rStyle w:val="Hyperlink"/>
           </w:rPr>
-          <w:t xml:space="preserve">10-encoding-categorical-mapping.md</w:t>
+          <w:t xml:space="preserve">09-smoothing-interval.md</w:t>
         </w:r>
       </w:hyperlink>
       <w:r>
@@ -455,28 +456,10 @@
         <w:rPr>
           <w:rStyle w:val="VerbatimChar"/>
         </w:rPr>
-        <w:t xml:space="preserve">categ_mapping</w:t>
-      </w:r>
-      <w:r>
-        <w:t xml:space="preserve">: converts a categorical column into binary variables (one-hot). Can use n columns or n-1 columns.</w:t>
-      </w:r>
-    </w:p>
-    <w:bookmarkEnd w:id="32"/>
-    <w:bookmarkStart w:id="36" w:name="smoothing-and-discretization"/>
-    <w:p>
-      <w:pPr>
-        <w:pStyle w:val="Heading2"/>
-      </w:pPr>
-      <w:r>
-        <w:t xml:space="preserve">Smoothing and Discretization</w:t>
-      </w:r>
-    </w:p>
-    <w:p>
-      <w:pPr>
-        <w:pStyle w:val="FirstParagraph"/>
-      </w:pPr>
-      <w:r>
-        <w:t xml:space="preserve">These examples summarize continuous values into intervals, frequencies, or cluster-defined bins.</w:t>
+        <w:t xml:space="preserve">smoothing_inter</w:t>
+      </w:r>
+      <w:r>
+        <w:t xml:space="preserve">: discretization/smoothing by regular intervals (equal widths). Useful to summarize continuous variables into ranges.</w:t>
       </w:r>
     </w:p>
     <w:p>
@@ -484,7 +467,7 @@
         <w:pStyle w:val="Compact"/>
         <w:numPr>
           <w:ilvl w:val="0"/>
-          <w:numId w:val="1004"/>
+          <w:numId w:val="1005"/>
         </w:numPr>
       </w:pPr>
       <w:hyperlink r:id="rId33">
@@ -492,7 +475,7 @@
           <w:rPr>
             <w:rStyle w:val="Hyperlink"/>
           </w:rPr>
-          <w:t xml:space="preserve">11-smoothing-interval.md</w:t>
+          <w:t xml:space="preserve">10-smoothing-frequency.md</w:t>
         </w:r>
       </w:hyperlink>
       <w:r>
@@ -508,10 +491,10 @@
         <w:rPr>
           <w:rStyle w:val="VerbatimChar"/>
         </w:rPr>
-        <w:t xml:space="preserve">smoothing_inter</w:t>
-      </w:r>
-      <w:r>
-        <w:t xml:space="preserve">: discretization/smoothing by regular intervals (equal widths). Useful to summarize continuous variables into ranges.</w:t>
+        <w:t xml:space="preserve">smoothing_freq</w:t>
+      </w:r>
+      <w:r>
+        <w:t xml:space="preserve">: discretization/smoothing by frequency (quantiles), producing bins with similar counts.</w:t>
       </w:r>
     </w:p>
     <w:p>
@@ -519,7 +502,7 @@
         <w:pStyle w:val="Compact"/>
         <w:numPr>
           <w:ilvl w:val="0"/>
-          <w:numId w:val="1004"/>
+          <w:numId w:val="1005"/>
         </w:numPr>
       </w:pPr>
       <w:hyperlink r:id="rId34">
@@ -527,7 +510,7 @@
           <w:rPr>
             <w:rStyle w:val="Hyperlink"/>
           </w:rPr>
-          <w:t xml:space="preserve">12-smoothing-frequency.md</w:t>
+          <w:t xml:space="preserve">11-smoothing-clustering.md</w:t>
         </w:r>
       </w:hyperlink>
       <w:r>
@@ -543,10 +526,28 @@
         <w:rPr>
           <w:rStyle w:val="VerbatimChar"/>
         </w:rPr>
-        <w:t xml:space="preserve">smoothing_freq</w:t>
-      </w:r>
-      <w:r>
-        <w:t xml:space="preserve">: discretization/smoothing by frequency (quantiles), producing bins with similar counts.</w:t>
+        <w:t xml:space="preserve">smoothing_cluster</w:t>
+      </w:r>
+      <w:r>
+        <w:t xml:space="preserve">: discretization/smoothing by defining bins via clustering instead of fixed intervals.</w:t>
+      </w:r>
+    </w:p>
+    <w:bookmarkEnd w:id="35"/>
+    <w:bookmarkStart w:id="38" w:name="balancing"/>
+    <w:p>
+      <w:pPr>
+        <w:pStyle w:val="Heading2"/>
+      </w:pPr>
+      <w:r>
+        <w:t xml:space="preserve">Balancing</w:t>
+      </w:r>
+    </w:p>
+    <w:p>
+      <w:pPr>
+        <w:pStyle w:val="FirstParagraph"/>
+      </w:pPr>
+      <w:r>
+        <w:t xml:space="preserve">These examples correct class imbalance after the earlier variable transformations are already defined.</w:t>
       </w:r>
     </w:p>
     <w:p>
@@ -554,15 +555,15 @@
         <w:pStyle w:val="Compact"/>
         <w:numPr>
           <w:ilvl w:val="0"/>
-          <w:numId w:val="1004"/>
+          <w:numId w:val="1006"/>
         </w:numPr>
       </w:pPr>
-      <w:hyperlink r:id="rId35">
+      <w:hyperlink r:id="rId36">
         <w:r>
           <w:rPr>
             <w:rStyle w:val="Hyperlink"/>
           </w:rPr>
-          <w:t xml:space="preserve">13-smoothing-clustering.md</w:t>
+          <w:t xml:space="preserve">12-balancing-oversampling.md</w:t>
         </w:r>
       </w:hyperlink>
       <w:r>
@@ -578,28 +579,10 @@
         <w:rPr>
           <w:rStyle w:val="VerbatimChar"/>
         </w:rPr>
-        <w:t xml:space="preserve">smoothing_cluster</w:t>
-      </w:r>
-      <w:r>
-        <w:t xml:space="preserve">: discretization/smoothing by defining bins via clustering instead of fixed intervals.</w:t>
-      </w:r>
-    </w:p>
-    <w:bookmarkEnd w:id="36"/>
-    <w:bookmarkStart w:id="42" w:name="feature-selection"/>
-    <w:p>
-      <w:pPr>
-        <w:pStyle w:val="Heading2"/>
-      </w:pPr>
-      <w:r>
-        <w:t xml:space="preserve">Feature Selection</w:t>
-      </w:r>
-    </w:p>
-    <w:p>
-      <w:pPr>
-        <w:pStyle w:val="FirstParagraph"/>
-      </w:pPr>
-      <w:r>
-        <w:t xml:space="preserve">These examples reduce the predictor set according to relevance, sparsity, or subset search.</w:t>
+        <w:t xml:space="preserve">bal_oversampling</w:t>
+      </w:r>
+      <w:r>
+        <w:t xml:space="preserve">: class oversampling with random replication or local SMOTE.</w:t>
       </w:r>
     </w:p>
     <w:p>
@@ -607,10 +590,63 @@
         <w:pStyle w:val="Compact"/>
         <w:numPr>
           <w:ilvl w:val="0"/>
-          <w:numId w:val="1005"/>
+          <w:numId w:val="1006"/>
         </w:numPr>
       </w:pPr>
       <w:hyperlink r:id="rId37">
+        <w:r>
+          <w:rPr>
+            <w:rStyle w:val="Hyperlink"/>
+          </w:rPr>
+          <w:t xml:space="preserve">13-balancing-subsampling.md</w:t>
+        </w:r>
+      </w:hyperlink>
+      <w:r>
+        <w:t xml:space="preserve"> </w:t>
+      </w:r>
+      <w:r>
+        <w:t xml:space="preserve">-</w:t>
+      </w:r>
+      <w:r>
+        <w:t xml:space="preserve"> </w:t>
+      </w:r>
+      <w:r>
+        <w:rPr>
+          <w:rStyle w:val="VerbatimChar"/>
+        </w:rPr>
+        <w:t xml:space="preserve">bal_subsampling</w:t>
+      </w:r>
+      <w:r>
+        <w:t xml:space="preserve">: random class undersampling to the minority count.</w:t>
+      </w:r>
+    </w:p>
+    <w:bookmarkEnd w:id="38"/>
+    <w:bookmarkStart w:id="44" w:name="feature-selection"/>
+    <w:p>
+      <w:pPr>
+        <w:pStyle w:val="Heading2"/>
+      </w:pPr>
+      <w:r>
+        <w:t xml:space="preserve">Feature Selection</w:t>
+      </w:r>
+    </w:p>
+    <w:p>
+      <w:pPr>
+        <w:pStyle w:val="FirstParagraph"/>
+      </w:pPr>
+      <w:r>
+        <w:t xml:space="preserve">These examples reduce the predictor set according to relevance, sparsity, or subset search.</w:t>
+      </w:r>
+    </w:p>
+    <w:p>
+      <w:pPr>
+        <w:pStyle w:val="Compact"/>
+        <w:numPr>
+          <w:ilvl w:val="0"/>
+          <w:numId w:val="1007"/>
+        </w:numPr>
+      </w:pPr>
+      <w:hyperlink r:id="rId39">
         <w:r>
           <w:rPr>
             <w:rStyle w:val="Hyperlink"/>
@@ -642,10 +678,10 @@
         <w:pStyle w:val="Compact"/>
         <w:numPr>
           <w:ilvl w:val="0"/>
-          <w:numId w:val="1005"/>
+          <w:numId w:val="1007"/>
         </w:numPr>
       </w:pPr>
-      <w:hyperlink r:id="rId38">
+      <w:hyperlink r:id="rId40">
         <w:r>
           <w:rPr>
             <w:rStyle w:val="Hyperlink"/>
@@ -677,10 +713,10 @@
         <w:pStyle w:val="Compact"/>
         <w:numPr>
           <w:ilvl w:val="0"/>
-          <w:numId w:val="1005"/>
+          <w:numId w:val="1007"/>
         </w:numPr>
       </w:pPr>
-      <w:hyperlink r:id="rId39">
+      <w:hyperlink r:id="rId41">
         <w:r>
           <w:rPr>
             <w:rStyle w:val="Hyperlink"/>
@@ -712,10 +748,10 @@
         <w:pStyle w:val="Compact"/>
         <w:numPr>
           <w:ilvl w:val="0"/>
-          <w:numId w:val="1005"/>
+          <w:numId w:val="1007"/>
         </w:numPr>
       </w:pPr>
-      <w:hyperlink r:id="rId40">
+      <w:hyperlink r:id="rId42">
         <w:r>
           <w:rPr>
             <w:rStyle w:val="Hyperlink"/>
@@ -747,10 +783,10 @@
         <w:pStyle w:val="Compact"/>
         <w:numPr>
           <w:ilvl w:val="0"/>
-          <w:numId w:val="1005"/>
+          <w:numId w:val="1007"/>
         </w:numPr>
       </w:pPr>
-      <w:hyperlink r:id="rId41">
+      <w:hyperlink r:id="rId43">
         <w:r>
           <w:rPr>
             <w:rStyle w:val="Hyperlink"/>
@@ -777,8 +813,8 @@
         <w:t xml:space="preserve">: forward stepwise subset search for numeric targets.</w:t>
       </w:r>
     </w:p>
-    <w:bookmarkEnd w:id="42"/>
-    <w:bookmarkStart w:id="46" w:name="dimensionality-reduction-and-heuristics"/>
+    <w:bookmarkEnd w:id="44"/>
+    <w:bookmarkStart w:id="48" w:name="dimensionality-reduction-and-heuristics"/>
     <w:p>
       <w:pPr>
         <w:pStyle w:val="Heading2"/>
@@ -800,10 +836,10 @@
         <w:pStyle w:val="Compact"/>
         <w:numPr>
           <w:ilvl w:val="0"/>
-          <w:numId w:val="1006"/>
+          <w:numId w:val="1008"/>
         </w:numPr>
       </w:pPr>
-      <w:hyperlink r:id="rId43">
+      <w:hyperlink r:id="rId45">
         <w:r>
           <w:rPr>
             <w:rStyle w:val="Hyperlink"/>
@@ -835,10 +871,10 @@
         <w:pStyle w:val="Compact"/>
         <w:numPr>
           <w:ilvl w:val="0"/>
-          <w:numId w:val="1006"/>
+          <w:numId w:val="1008"/>
         </w:numPr>
       </w:pPr>
-      <w:hyperlink r:id="rId44">
+      <w:hyperlink r:id="rId46">
         <w:r>
           <w:rPr>
             <w:rStyle w:val="Hyperlink"/>
@@ -870,10 +906,10 @@
         <w:pStyle w:val="Compact"/>
         <w:numPr>
           <w:ilvl w:val="0"/>
-          <w:numId w:val="1006"/>
+          <w:numId w:val="1008"/>
         </w:numPr>
       </w:pPr>
-      <w:hyperlink r:id="rId45">
+      <w:hyperlink r:id="rId47">
         <w:r>
           <w:rPr>
             <w:rStyle w:val="Hyperlink"/>
@@ -900,8 +936,8 @@
         <w:t xml:space="preserve">: computes curvature via the second derivative of a smoothed spline and returns the maximum curvature position for decreasing curves.</w:t>
       </w:r>
     </w:p>
-    <w:bookmarkEnd w:id="46"/>
-    <w:bookmarkEnd w:id="47"/>
+    <w:bookmarkEnd w:id="48"/>
+    <w:bookmarkEnd w:id="49"/>
     <w:sectPr>
       <w:footnotePr>
         <w:numRestart w:val="eachSect"/>
@@ -1134,6 +1170,12 @@
     <w:abstractNumId w:val="991"/>
   </w:num>
   <w:num w:numId="1006">
+    <w:abstractNumId w:val="991"/>
+  </w:num>
+  <w:num w:numId="1007">
+    <w:abstractNumId w:val="991"/>
+  </w:num>
+  <w:num w:numId="1008">
     <w:abstractNumId w:val="991"/>
   </w:num>
 </w:numbering>

--- a/examples/transf/doc/README.docx
+++ b/examples/transf/doc/README.docx
@@ -2,7 +2,7 @@
 <file path=word/document.xml><?xml version="1.0" encoding="utf-8"?>
 <w:document xmlns:w="http://schemas.openxmlformats.org/wordprocessingml/2006/main" xmlns:m="http://schemas.openxmlformats.org/officeDocument/2006/math" xmlns:r="http://schemas.openxmlformats.org/officeDocument/2006/relationships" xmlns:o="urn:schemas-microsoft-com:office:office" xmlns:v="urn:schemas-microsoft-com:vml" xmlns:w10="urn:schemas-microsoft-com:office:word" xmlns:a="http://schemas.openxmlformats.org/drawingml/2006/main" xmlns:pic="http://schemas.openxmlformats.org/drawingml/2006/picture" xmlns:wp="http://schemas.openxmlformats.org/drawingml/2006/wordprocessingDrawing">
   <w:body>
-    <w:bookmarkStart w:id="49" w:name="transformations-examples"/>
+    <w:bookmarkStart w:id="38" w:name="transformations-examples"/>
     <w:p>
       <w:pPr>
         <w:pStyle w:val="Heading1"/>
@@ -27,7 +27,7 @@
         <w:t xml:space="preserve">The question to keep in mind while reading is always the same: what is changing in the dataset, and why would that change improve the next stage of the workflow?</w:t>
       </w:r>
     </w:p>
-    <w:bookmarkStart w:id="22" w:name="sampling"/>
+    <w:bookmarkStart w:id="11" w:name="sampling"/>
     <w:p>
       <w:pPr>
         <w:pStyle w:val="Heading2"/>
@@ -52,7 +52,7 @@
           <w:numId w:val="1001"/>
         </w:numPr>
       </w:pPr>
-      <w:hyperlink r:id="rId20">
+      <w:hyperlink r:id="rId9">
         <w:r>
           <w:rPr>
             <w:rStyle w:val="Hyperlink"/>
@@ -87,7 +87,7 @@
           <w:numId w:val="1001"/>
         </w:numPr>
       </w:pPr>
-      <w:hyperlink r:id="rId21">
+      <w:hyperlink r:id="rId10">
         <w:r>
           <w:rPr>
             <w:rStyle w:val="Hyperlink"/>
@@ -114,8 +114,8 @@
         <w:t xml:space="preserve">: splits train/test and folds preserving the target variable proportion (stratification) per category.</w:t>
       </w:r>
     </w:p>
-    <w:bookmarkEnd w:id="22"/>
-    <w:bookmarkStart w:id="26" w:name="cleaning-and-data-quality"/>
+    <w:bookmarkEnd w:id="11"/>
+    <w:bookmarkStart w:id="15" w:name="cleaning-and-data-quality"/>
     <w:p>
       <w:pPr>
         <w:pStyle w:val="Heading2"/>
@@ -140,7 +140,7 @@
           <w:numId w:val="1002"/>
         </w:numPr>
       </w:pPr>
-      <w:hyperlink r:id="rId23">
+      <w:hyperlink r:id="rId12">
         <w:r>
           <w:rPr>
             <w:rStyle w:val="Hyperlink"/>
@@ -178,7 +178,7 @@
           <w:numId w:val="1002"/>
         </w:numPr>
       </w:pPr>
-      <w:hyperlink r:id="rId24">
+      <w:hyperlink r:id="rId13">
         <w:r>
           <w:rPr>
             <w:rStyle w:val="Hyperlink"/>
@@ -223,7 +223,7 @@
           <w:numId w:val="1002"/>
         </w:numPr>
       </w:pPr>
-      <w:hyperlink r:id="rId25">
+      <w:hyperlink r:id="rId14">
         <w:r>
           <w:rPr>
             <w:rStyle w:val="Hyperlink"/>
@@ -250,8 +250,8 @@
         <w:t xml:space="preserve">: flags as outliers values beyond mean +/- 3 standard deviations, assuming approximately normal distribution.</w:t>
       </w:r>
     </w:p>
-    <w:bookmarkEnd w:id="26"/>
-    <w:bookmarkStart w:id="29" w:name="scaling"/>
+    <w:bookmarkEnd w:id="15"/>
+    <w:bookmarkStart w:id="18" w:name="scaling"/>
     <w:p>
       <w:pPr>
         <w:pStyle w:val="Heading2"/>
@@ -276,7 +276,7 @@
           <w:numId w:val="1003"/>
         </w:numPr>
       </w:pPr>
-      <w:hyperlink r:id="rId27">
+      <w:hyperlink r:id="rId16">
         <w:r>
           <w:rPr>
             <w:rStyle w:val="Hyperlink"/>
@@ -311,7 +311,7 @@
           <w:numId w:val="1003"/>
         </w:numPr>
       </w:pPr>
-      <w:hyperlink r:id="rId28">
+      <w:hyperlink r:id="rId17">
         <w:r>
           <w:rPr>
             <w:rStyle w:val="Hyperlink"/>
@@ -356,8 +356,8 @@
         <w:t xml:space="preserve">).</w:t>
       </w:r>
     </w:p>
-    <w:bookmarkEnd w:id="29"/>
-    <w:bookmarkStart w:id="31" w:name="encoding"/>
+    <w:bookmarkEnd w:id="18"/>
+    <w:bookmarkStart w:id="20" w:name="encoding"/>
     <w:p>
       <w:pPr>
         <w:pStyle w:val="Heading2"/>
@@ -382,7 +382,7 @@
           <w:numId w:val="1004"/>
         </w:numPr>
       </w:pPr>
-      <w:hyperlink r:id="rId30">
+      <w:hyperlink r:id="rId19">
         <w:r>
           <w:rPr>
             <w:rStyle w:val="Hyperlink"/>
@@ -409,8 +409,8 @@
         <w:t xml:space="preserve">: converts a categorical column into binary variables (one-hot). Can use n columns or n-1 columns.</w:t>
       </w:r>
     </w:p>
-    <w:bookmarkEnd w:id="31"/>
-    <w:bookmarkStart w:id="35" w:name="smoothing-and-discretization"/>
+    <w:bookmarkEnd w:id="20"/>
+    <w:bookmarkStart w:id="24" w:name="smoothing-and-discretization"/>
     <w:p>
       <w:pPr>
         <w:pStyle w:val="Heading2"/>
@@ -435,7 +435,7 @@
           <w:numId w:val="1005"/>
         </w:numPr>
       </w:pPr>
-      <w:hyperlink r:id="rId32">
+      <w:hyperlink r:id="rId21">
         <w:r>
           <w:rPr>
             <w:rStyle w:val="Hyperlink"/>
@@ -470,7 +470,7 @@
           <w:numId w:val="1005"/>
         </w:numPr>
       </w:pPr>
-      <w:hyperlink r:id="rId33">
+      <w:hyperlink r:id="rId22">
         <w:r>
           <w:rPr>
             <w:rStyle w:val="Hyperlink"/>
@@ -505,7 +505,7 @@
           <w:numId w:val="1005"/>
         </w:numPr>
       </w:pPr>
-      <w:hyperlink r:id="rId34">
+      <w:hyperlink r:id="rId23">
         <w:r>
           <w:rPr>
             <w:rStyle w:val="Hyperlink"/>
@@ -532,8 +532,8 @@
         <w:t xml:space="preserve">: discretization/smoothing by defining bins via clustering instead of fixed intervals.</w:t>
       </w:r>
     </w:p>
-    <w:bookmarkEnd w:id="35"/>
-    <w:bookmarkStart w:id="38" w:name="balancing"/>
+    <w:bookmarkEnd w:id="24"/>
+    <w:bookmarkStart w:id="27" w:name="balancing"/>
     <w:p>
       <w:pPr>
         <w:pStyle w:val="Heading2"/>
@@ -558,7 +558,7 @@
           <w:numId w:val="1006"/>
         </w:numPr>
       </w:pPr>
-      <w:hyperlink r:id="rId36">
+      <w:hyperlink r:id="rId25">
         <w:r>
           <w:rPr>
             <w:rStyle w:val="Hyperlink"/>
@@ -593,7 +593,7 @@
           <w:numId w:val="1006"/>
         </w:numPr>
       </w:pPr>
-      <w:hyperlink r:id="rId37">
+      <w:hyperlink r:id="rId26">
         <w:r>
           <w:rPr>
             <w:rStyle w:val="Hyperlink"/>
@@ -620,8 +620,8 @@
         <w:t xml:space="preserve">: random class undersampling to the minority count.</w:t>
       </w:r>
     </w:p>
-    <w:bookmarkEnd w:id="38"/>
-    <w:bookmarkStart w:id="44" w:name="feature-selection"/>
+    <w:bookmarkEnd w:id="27"/>
+    <w:bookmarkStart w:id="33" w:name="feature-selection"/>
     <w:p>
       <w:pPr>
         <w:pStyle w:val="Heading2"/>
@@ -646,7 +646,7 @@
           <w:numId w:val="1007"/>
         </w:numPr>
       </w:pPr>
-      <w:hyperlink r:id="rId39">
+      <w:hyperlink r:id="rId28">
         <w:r>
           <w:rPr>
             <w:rStyle w:val="Hyperlink"/>
@@ -681,7 +681,7 @@
           <w:numId w:val="1007"/>
         </w:numPr>
       </w:pPr>
-      <w:hyperlink r:id="rId40">
+      <w:hyperlink r:id="rId29">
         <w:r>
           <w:rPr>
             <w:rStyle w:val="Hyperlink"/>
@@ -716,7 +716,7 @@
           <w:numId w:val="1007"/>
         </w:numPr>
       </w:pPr>
-      <w:hyperlink r:id="rId41">
+      <w:hyperlink r:id="rId30">
         <w:r>
           <w:rPr>
             <w:rStyle w:val="Hyperlink"/>
@@ -751,7 +751,7 @@
           <w:numId w:val="1007"/>
         </w:numPr>
       </w:pPr>
-      <w:hyperlink r:id="rId42">
+      <w:hyperlink r:id="rId31">
         <w:r>
           <w:rPr>
             <w:rStyle w:val="Hyperlink"/>
@@ -786,7 +786,7 @@
           <w:numId w:val="1007"/>
         </w:numPr>
       </w:pPr>
-      <w:hyperlink r:id="rId43">
+      <w:hyperlink r:id="rId32">
         <w:r>
           <w:rPr>
             <w:rStyle w:val="Hyperlink"/>
@@ -813,8 +813,8 @@
         <w:t xml:space="preserve">: forward stepwise subset search for numeric targets.</w:t>
       </w:r>
     </w:p>
-    <w:bookmarkEnd w:id="44"/>
-    <w:bookmarkStart w:id="48" w:name="dimensionality-reduction-and-heuristics"/>
+    <w:bookmarkEnd w:id="33"/>
+    <w:bookmarkStart w:id="37" w:name="dimensionality-reduction-and-heuristics"/>
     <w:p>
       <w:pPr>
         <w:pStyle w:val="Heading2"/>
@@ -839,7 +839,7 @@
           <w:numId w:val="1008"/>
         </w:numPr>
       </w:pPr>
-      <w:hyperlink r:id="rId45">
+      <w:hyperlink r:id="rId34">
         <w:r>
           <w:rPr>
             <w:rStyle w:val="Hyperlink"/>
@@ -874,7 +874,7 @@
           <w:numId w:val="1008"/>
         </w:numPr>
       </w:pPr>
-      <w:hyperlink r:id="rId46">
+      <w:hyperlink r:id="rId35">
         <w:r>
           <w:rPr>
             <w:rStyle w:val="Hyperlink"/>
@@ -909,7 +909,7 @@
           <w:numId w:val="1008"/>
         </w:numPr>
       </w:pPr>
-      <w:hyperlink r:id="rId47">
+      <w:hyperlink r:id="rId36">
         <w:r>
           <w:rPr>
             <w:rStyle w:val="Hyperlink"/>
@@ -936,8 +936,8 @@
         <w:t xml:space="preserve">: computes curvature via the second derivative of a smoothed spline and returns the maximum curvature position for decreasing curves.</w:t>
       </w:r>
     </w:p>
-    <w:bookmarkEnd w:id="48"/>
-    <w:bookmarkEnd w:id="49"/>
+    <w:bookmarkEnd w:id="37"/>
+    <w:bookmarkEnd w:id="38"/>
     <w:sectPr>
       <w:footnotePr>
         <w:numRestart w:val="eachSect"/>
@@ -1186,10 +1186,10 @@
   <w:docDefaults>
     <w:rPrDefault>
       <w:rPr>
-        <w:rFonts w:asciiTheme="minorHAnsi" w:cstheme="minorBidi" w:eastAsiaTheme="minorHAnsi" w:hAnsiTheme="minorHAnsi"/>
+        <w:rFonts w:asciiTheme="minorHAnsi" w:cstheme="minorBidi" w:eastAsiaTheme="minorEastAsia" w:hAnsiTheme="minorHAnsi"/>
         <w:sz w:val="24"/>
         <w:szCs w:val="24"/>
-        <w:lang w:bidi="ar-SA" w:eastAsia="en-US" w:val="en-US"/>
+        <w:lang w:bidi="ar-SA" w:eastAsia="zh-CN" w:val="en-US"/>
       </w:rPr>
     </w:rPrDefault>
     <w:pPrDefault>
@@ -1730,13 +1730,6 @@
       </w:tblCellMar>
     </w:tblPr>
     <w:tblStylePr w:type="firstRow">
-      <w:tblPr>
-        <w:jc w:val="left"/>
-        <w:tblInd w:type="dxa" w:w="0"/>
-      </w:tblPr>
-      <w:trPr>
-        <w:jc w:val="left"/>
-      </w:trPr>
       <w:tcPr>
         <w:tcBorders>
           <w:bottom w:val="single"/>

--- a/examples/transf/doc/README.docx
+++ b/examples/transf/doc/README.docx
@@ -2,7 +2,7 @@
 <file path=word/document.xml><?xml version="1.0" encoding="utf-8"?>
 <w:document xmlns:w="http://schemas.openxmlformats.org/wordprocessingml/2006/main" xmlns:m="http://schemas.openxmlformats.org/officeDocument/2006/math" xmlns:r="http://schemas.openxmlformats.org/officeDocument/2006/relationships" xmlns:o="urn:schemas-microsoft-com:office:office" xmlns:v="urn:schemas-microsoft-com:vml" xmlns:w10="urn:schemas-microsoft-com:office:word" xmlns:a="http://schemas.openxmlformats.org/drawingml/2006/main" xmlns:pic="http://schemas.openxmlformats.org/drawingml/2006/picture" xmlns:wp="http://schemas.openxmlformats.org/drawingml/2006/wordprocessingDrawing">
   <w:body>
-    <w:bookmarkStart w:id="38" w:name="transformations-examples"/>
+    <w:bookmarkStart w:id="47" w:name="transformations-examples"/>
     <w:p>
       <w:pPr>
         <w:pStyle w:val="Heading1"/>
@@ -16,7 +16,7 @@
         <w:pStyle w:val="FirstParagraph"/>
       </w:pPr>
       <w:r>
-        <w:t xml:space="preserve">This section now organizes transformations by analytical purpose. That change matters because learners usually think in terms of tasks such as sampling, cleaning, scaling, encoding, smoothing, selection, and dimensionality reduction, not in terms of isolated function names.</w:t>
+        <w:t xml:space="preserve">This section organizes transformations by analytical purpose. The numbering now leaves semantic gaps so the reader can immediately distinguish sampling, cleaning, scaling, encoding, smoothing, balancing, feature selection, and dimensionality-reduction blocks.</w:t>
       </w:r>
     </w:p>
     <w:p>
@@ -24,10 +24,10 @@
         <w:pStyle w:val="BodyText"/>
       </w:pPr>
       <w:r>
-        <w:t xml:space="preserve">The question to keep in mind while reading is always the same: what is changing in the dataset, and why would that change improve the next stage of the workflow?</w:t>
-      </w:r>
-    </w:p>
-    <w:bookmarkStart w:id="11" w:name="sampling"/>
+        <w:t xml:space="preserve">The main didactic question is always the same: what is changing in the dataset, and why would that change improve the next stage of the workflow?</w:t>
+      </w:r>
+    </w:p>
+    <w:bookmarkStart w:id="14" w:name="sampling"/>
     <w:p>
       <w:pPr>
         <w:pStyle w:val="Heading2"/>
@@ -76,7 +76,7 @@
         <w:t xml:space="preserve">sample_random</w:t>
       </w:r>
       <w:r>
-        <w:t xml:space="preserve">: splits train/test sets and creates folds via random draws, preserving only expected proportions on average.</w:t>
+        <w:t xml:space="preserve">: train/test split and folds by simple random draws.</w:t>
       </w:r>
     </w:p>
     <w:p>
@@ -111,11 +111,116 @@
         <w:t xml:space="preserve">sample_stratified</w:t>
       </w:r>
       <w:r>
-        <w:t xml:space="preserve">: splits train/test and folds preserving the target variable proportion (stratification) per category.</w:t>
-      </w:r>
-    </w:p>
-    <w:bookmarkEnd w:id="11"/>
-    <w:bookmarkStart w:id="15" w:name="cleaning-and-data-quality"/>
+        <w:t xml:space="preserve">: train/test split and folds preserving target proportions.</w:t>
+      </w:r>
+    </w:p>
+    <w:p>
+      <w:pPr>
+        <w:pStyle w:val="Compact"/>
+        <w:numPr>
+          <w:ilvl w:val="0"/>
+          <w:numId w:val="1001"/>
+        </w:numPr>
+      </w:pPr>
+      <w:hyperlink r:id="rId11">
+        <w:r>
+          <w:rPr>
+            <w:rStyle w:val="Hyperlink"/>
+          </w:rPr>
+          <w:t xml:space="preserve">03-sampling-simple.md</w:t>
+        </w:r>
+      </w:hyperlink>
+      <w:r>
+        <w:t xml:space="preserve"> </w:t>
+      </w:r>
+      <w:r>
+        <w:t xml:space="preserve">-</w:t>
+      </w:r>
+      <w:r>
+        <w:t xml:space="preserve"> </w:t>
+      </w:r>
+      <w:r>
+        <w:rPr>
+          <w:rStyle w:val="VerbatimChar"/>
+        </w:rPr>
+        <w:t xml:space="preserve">sample_simple</w:t>
+      </w:r>
+      <w:r>
+        <w:t xml:space="preserve">: direct random extraction of rows or vector elements.</w:t>
+      </w:r>
+    </w:p>
+    <w:p>
+      <w:pPr>
+        <w:pStyle w:val="Compact"/>
+        <w:numPr>
+          <w:ilvl w:val="0"/>
+          <w:numId w:val="1001"/>
+        </w:numPr>
+      </w:pPr>
+      <w:hyperlink r:id="rId12">
+        <w:r>
+          <w:rPr>
+            <w:rStyle w:val="Hyperlink"/>
+          </w:rPr>
+          <w:t xml:space="preserve">04-sampling-balance.md</w:t>
+        </w:r>
+      </w:hyperlink>
+      <w:r>
+        <w:t xml:space="preserve"> </w:t>
+      </w:r>
+      <w:r>
+        <w:t xml:space="preserve">-</w:t>
+      </w:r>
+      <w:r>
+        <w:t xml:space="preserve"> </w:t>
+      </w:r>
+      <w:r>
+        <w:rPr>
+          <w:rStyle w:val="VerbatimChar"/>
+        </w:rPr>
+        <w:t xml:space="preserve">sample_balance</w:t>
+      </w:r>
+      <w:r>
+        <w:t xml:space="preserve">: up-sampling or down-sampling through the sampling interface.</w:t>
+      </w:r>
+    </w:p>
+    <w:p>
+      <w:pPr>
+        <w:pStyle w:val="Compact"/>
+        <w:numPr>
+          <w:ilvl w:val="0"/>
+          <w:numId w:val="1001"/>
+        </w:numPr>
+      </w:pPr>
+      <w:hyperlink r:id="rId13">
+        <w:r>
+          <w:rPr>
+            <w:rStyle w:val="Hyperlink"/>
+          </w:rPr>
+          <w:t xml:space="preserve">05-sampling-cluster.md</w:t>
+        </w:r>
+      </w:hyperlink>
+      <w:r>
+        <w:t xml:space="preserve"> </w:t>
+      </w:r>
+      <w:r>
+        <w:t xml:space="preserve">-</w:t>
+      </w:r>
+      <w:r>
+        <w:t xml:space="preserve"> </w:t>
+      </w:r>
+      <w:r>
+        <w:rPr>
+          <w:rStyle w:val="VerbatimChar"/>
+        </w:rPr>
+        <w:t xml:space="preserve">sample_cluster</w:t>
+      </w:r>
+      <w:r>
+        <w:t xml:space="preserve">: select entire groups defined by a categorical attribute.</w:t>
+      </w:r>
+    </w:p>
+    <w:bookmarkEnd w:id="14"/>
+    <w:bookmarkStart w:id="19" w:name="cleaning-and-data-quality"/>
     <w:p>
       <w:pPr>
         <w:pStyle w:val="Heading2"/>
@@ -140,19 +245,19 @@
           <w:numId w:val="1002"/>
         </w:numPr>
       </w:pPr>
-      <w:hyperlink r:id="rId12">
-        <w:r>
-          <w:rPr>
-            <w:rStyle w:val="Hyperlink"/>
-          </w:rPr>
-          <w:t xml:space="preserve">03-cleaning-na-removal.md</w:t>
-        </w:r>
-      </w:hyperlink>
-      <w:r>
-        <w:t xml:space="preserve"> </w:t>
-      </w:r>
-      <w:r>
-        <w:t xml:space="preserve">- NA removal: use</w:t>
+      <w:hyperlink r:id="rId15">
+        <w:r>
+          <w:rPr>
+            <w:rStyle w:val="Hyperlink"/>
+          </w:rPr>
+          <w:t xml:space="preserve">10-cleaning-na-removal.md</w:t>
+        </w:r>
+      </w:hyperlink>
+      <w:r>
+        <w:t xml:space="preserve"> </w:t>
+      </w:r>
+      <w:r>
+        <w:t xml:space="preserve">- remove rows with missing values through</w:t>
       </w:r>
       <w:r>
         <w:t xml:space="preserve"> </w:t>
@@ -164,10 +269,7 @@
         <w:t xml:space="preserve">na.omit</w:t>
       </w:r>
       <w:r>
-        <w:t xml:space="preserve"> </w:t>
-      </w:r>
-      <w:r>
-        <w:t xml:space="preserve">to drop instances with missing values. Useful for initial cleanup when imputation is not desired.</w:t>
+        <w:t xml:space="preserve">.</w:t>
       </w:r>
     </w:p>
     <w:p>
@@ -178,12 +280,58 @@
           <w:numId w:val="1002"/>
         </w:numPr>
       </w:pPr>
-      <w:hyperlink r:id="rId13">
-        <w:r>
-          <w:rPr>
-            <w:rStyle w:val="Hyperlink"/>
-          </w:rPr>
-          <w:t xml:space="preserve">04-cleaning-outliers-boxplot.md</w:t>
+      <w:hyperlink r:id="rId16">
+        <w:r>
+          <w:rPr>
+            <w:rStyle w:val="Hyperlink"/>
+          </w:rPr>
+          <w:t xml:space="preserve">11-cleaning-outliers-boxplot.md</w:t>
+        </w:r>
+      </w:hyperlink>
+      <w:r>
+        <w:t xml:space="preserve"> </w:t>
+      </w:r>
+      <w:r>
+        <w:t xml:space="preserve">- detect outliers by the IQR boxplot rule.</w:t>
+      </w:r>
+    </w:p>
+    <w:p>
+      <w:pPr>
+        <w:pStyle w:val="Compact"/>
+        <w:numPr>
+          <w:ilvl w:val="0"/>
+          <w:numId w:val="1002"/>
+        </w:numPr>
+      </w:pPr>
+      <w:hyperlink r:id="rId17">
+        <w:r>
+          <w:rPr>
+            <w:rStyle w:val="Hyperlink"/>
+          </w:rPr>
+          <w:t xml:space="preserve">12-cleaning-outliers-gaussian.md</w:t>
+        </w:r>
+      </w:hyperlink>
+      <w:r>
+        <w:t xml:space="preserve"> </w:t>
+      </w:r>
+      <w:r>
+        <w:t xml:space="preserve">- flag outliers through Gaussian distance from the mean.</w:t>
+      </w:r>
+    </w:p>
+    <w:p>
+      <w:pPr>
+        <w:pStyle w:val="Compact"/>
+        <w:numPr>
+          <w:ilvl w:val="0"/>
+          <w:numId w:val="1002"/>
+        </w:numPr>
+      </w:pPr>
+      <w:hyperlink r:id="rId18">
+        <w:r>
+          <w:rPr>
+            <w:rStyle w:val="Hyperlink"/>
+          </w:rPr>
+          <w:t xml:space="preserve">13-cleaning-imputation-tree.md</w:t>
         </w:r>
       </w:hyperlink>
       <w:r>
@@ -199,59 +347,14 @@
         <w:rPr>
           <w:rStyle w:val="VerbatimChar"/>
         </w:rPr>
-        <w:t xml:space="preserve">outliers_boxplot</w:t>
-      </w:r>
-      <w:r>
-        <w:t xml:space="preserve">: identifies outliers by the boxplot rule (Q1 - 1.5</w:t>
-      </w:r>
-      <w:r>
-        <w:rPr>
-          <w:i/>
-          <w:iCs/>
-        </w:rPr>
-        <w:t xml:space="preserve">IQR, Q3 + 1.5</w:t>
-      </w:r>
-      <w:r>
-        <w:t xml:space="preserve">IQR) and can remove them from numeric attributes.</w:t>
-      </w:r>
-    </w:p>
-    <w:p>
-      <w:pPr>
-        <w:pStyle w:val="Compact"/>
-        <w:numPr>
-          <w:ilvl w:val="0"/>
-          <w:numId w:val="1002"/>
-        </w:numPr>
-      </w:pPr>
-      <w:hyperlink r:id="rId14">
-        <w:r>
-          <w:rPr>
-            <w:rStyle w:val="Hyperlink"/>
-          </w:rPr>
-          <w:t xml:space="preserve">05-cleaning-outliers-gaussian.md</w:t>
-        </w:r>
-      </w:hyperlink>
-      <w:r>
-        <w:t xml:space="preserve"> </w:t>
-      </w:r>
-      <w:r>
-        <w:t xml:space="preserve">-</w:t>
-      </w:r>
-      <w:r>
-        <w:t xml:space="preserve"> </w:t>
-      </w:r>
-      <w:r>
-        <w:rPr>
-          <w:rStyle w:val="VerbatimChar"/>
-        </w:rPr>
-        <w:t xml:space="preserve">outliers_gaussian</w:t>
-      </w:r>
-      <w:r>
-        <w:t xml:space="preserve">: flags as outliers values beyond mean +/- 3 standard deviations, assuming approximately normal distribution.</w:t>
-      </w:r>
-    </w:p>
-    <w:bookmarkEnd w:id="15"/>
-    <w:bookmarkStart w:id="18" w:name="scaling"/>
+        <w:t xml:space="preserve">imputation_tree</w:t>
+      </w:r>
+      <w:r>
+        <w:t xml:space="preserve">: iterative model-based imputation for mixed data.</w:t>
+      </w:r>
+    </w:p>
+    <w:bookmarkEnd w:id="19"/>
+    <w:bookmarkStart w:id="22" w:name="scaling"/>
     <w:p>
       <w:pPr>
         <w:pStyle w:val="Heading2"/>
@@ -276,12 +379,12 @@
           <w:numId w:val="1003"/>
         </w:numPr>
       </w:pPr>
-      <w:hyperlink r:id="rId16">
-        <w:r>
-          <w:rPr>
-            <w:rStyle w:val="Hyperlink"/>
-          </w:rPr>
-          <w:t xml:space="preserve">06-scaling-minmax.md</w:t>
+      <w:hyperlink r:id="rId20">
+        <w:r>
+          <w:rPr>
+            <w:rStyle w:val="Hyperlink"/>
+          </w:rPr>
+          <w:t xml:space="preserve">20-scaling-minmax.md</w:t>
         </w:r>
       </w:hyperlink>
       <w:r>
@@ -300,7 +403,7 @@
         <w:t xml:space="preserve">minmax</w:t>
       </w:r>
       <w:r>
-        <w:t xml:space="preserve">: linearly rescales numeric attributes to a target range (default [0, 1]). Useful for scale-sensitive algorithms and models that expect bounded inputs.</w:t>
+        <w:t xml:space="preserve">: rescale numeric attributes to a bounded interval.</w:t>
       </w:r>
     </w:p>
     <w:p>
@@ -311,12 +414,12 @@
           <w:numId w:val="1003"/>
         </w:numPr>
       </w:pPr>
-      <w:hyperlink r:id="rId17">
-        <w:r>
-          <w:rPr>
-            <w:rStyle w:val="Hyperlink"/>
-          </w:rPr>
-          <w:t xml:space="preserve">07-scaling-zscore.md</w:t>
+      <w:hyperlink r:id="rId21">
+        <w:r>
+          <w:rPr>
+            <w:rStyle w:val="Hyperlink"/>
+          </w:rPr>
+          <w:t xml:space="preserve">21-scaling-zscore.md</w:t>
         </w:r>
       </w:hyperlink>
       <w:r>
@@ -335,29 +438,11 @@
         <w:t xml:space="preserve">zscore</w:t>
       </w:r>
       <w:r>
-        <w:t xml:space="preserve">: standardizes numeric attributes to zero mean and unit variance. You can also rescale to a target mean (</w:t>
-      </w:r>
-      <w:r>
-        <w:rPr>
-          <w:rStyle w:val="VerbatimChar"/>
-        </w:rPr>
-        <w:t xml:space="preserve">nmean</w:t>
-      </w:r>
-      <w:r>
-        <w:t xml:space="preserve">) and standard deviation (</w:t>
-      </w:r>
-      <w:r>
-        <w:rPr>
-          <w:rStyle w:val="VerbatimChar"/>
-        </w:rPr>
-        <w:t xml:space="preserve">nsd</w:t>
-      </w:r>
-      <w:r>
-        <w:t xml:space="preserve">).</w:t>
-      </w:r>
-    </w:p>
-    <w:bookmarkEnd w:id="18"/>
-    <w:bookmarkStart w:id="20" w:name="encoding"/>
+        <w:t xml:space="preserve">: standardize numeric attributes by mean and standard deviation.</w:t>
+      </w:r>
+    </w:p>
+    <w:bookmarkEnd w:id="22"/>
+    <w:bookmarkStart w:id="26" w:name="encoding"/>
     <w:p>
       <w:pPr>
         <w:pStyle w:val="Heading2"/>
@@ -382,12 +467,12 @@
           <w:numId w:val="1004"/>
         </w:numPr>
       </w:pPr>
-      <w:hyperlink r:id="rId19">
-        <w:r>
-          <w:rPr>
-            <w:rStyle w:val="Hyperlink"/>
-          </w:rPr>
-          <w:t xml:space="preserve">08-encoding-categorical-mapping.md</w:t>
+      <w:hyperlink r:id="rId23">
+        <w:r>
+          <w:rPr>
+            <w:rStyle w:val="Hyperlink"/>
+          </w:rPr>
+          <w:t xml:space="preserve">30-encoding-categorical-mapping.md</w:t>
         </w:r>
       </w:hyperlink>
       <w:r>
@@ -406,11 +491,81 @@
         <w:t xml:space="preserve">categ_mapping</w:t>
       </w:r>
       <w:r>
-        <w:t xml:space="preserve">: converts a categorical column into binary variables (one-hot). Can use n columns or n-1 columns.</w:t>
-      </w:r>
-    </w:p>
-    <w:bookmarkEnd w:id="20"/>
-    <w:bookmarkStart w:id="24" w:name="smoothing-and-discretization"/>
+        <w:t xml:space="preserve">: one-hot encoding for categorical variables.</w:t>
+      </w:r>
+    </w:p>
+    <w:p>
+      <w:pPr>
+        <w:pStyle w:val="Compact"/>
+        <w:numPr>
+          <w:ilvl w:val="0"/>
+          <w:numId w:val="1004"/>
+        </w:numPr>
+      </w:pPr>
+      <w:hyperlink r:id="rId24">
+        <w:r>
+          <w:rPr>
+            <w:rStyle w:val="Hyperlink"/>
+          </w:rPr>
+          <w:t xml:space="preserve">31-encoding-hierarchy-cut.md</w:t>
+        </w:r>
+      </w:hyperlink>
+      <w:r>
+        <w:t xml:space="preserve"> </w:t>
+      </w:r>
+      <w:r>
+        <w:t xml:space="preserve">-</w:t>
+      </w:r>
+      <w:r>
+        <w:t xml:space="preserve"> </w:t>
+      </w:r>
+      <w:r>
+        <w:rPr>
+          <w:rStyle w:val="VerbatimChar"/>
+        </w:rPr>
+        <w:t xml:space="preserve">hierarchy_cut</w:t>
+      </w:r>
+      <w:r>
+        <w:t xml:space="preserve">: create ordered categories from numeric cut points.</w:t>
+      </w:r>
+    </w:p>
+    <w:p>
+      <w:pPr>
+        <w:pStyle w:val="Compact"/>
+        <w:numPr>
+          <w:ilvl w:val="0"/>
+          <w:numId w:val="1004"/>
+        </w:numPr>
+      </w:pPr>
+      <w:hyperlink r:id="rId25">
+        <w:r>
+          <w:rPr>
+            <w:rStyle w:val="Hyperlink"/>
+          </w:rPr>
+          <w:t xml:space="preserve">32-feature-generation.md</w:t>
+        </w:r>
+      </w:hyperlink>
+      <w:r>
+        <w:t xml:space="preserve"> </w:t>
+      </w:r>
+      <w:r>
+        <w:t xml:space="preserve">-</w:t>
+      </w:r>
+      <w:r>
+        <w:t xml:space="preserve"> </w:t>
+      </w:r>
+      <w:r>
+        <w:rPr>
+          <w:rStyle w:val="VerbatimChar"/>
+        </w:rPr>
+        <w:t xml:space="preserve">feature_generation</w:t>
+      </w:r>
+      <w:r>
+        <w:t xml:space="preserve">: derive new attributes from existing ones.</w:t>
+      </w:r>
+    </w:p>
+    <w:bookmarkEnd w:id="26"/>
+    <w:bookmarkStart w:id="31" w:name="smoothing-and-discretization"/>
     <w:p>
       <w:pPr>
         <w:pStyle w:val="Heading2"/>
@@ -435,12 +590,12 @@
           <w:numId w:val="1005"/>
         </w:numPr>
       </w:pPr>
-      <w:hyperlink r:id="rId21">
-        <w:r>
-          <w:rPr>
-            <w:rStyle w:val="Hyperlink"/>
-          </w:rPr>
-          <w:t xml:space="preserve">09-smoothing-interval.md</w:t>
+      <w:hyperlink r:id="rId27">
+        <w:r>
+          <w:rPr>
+            <w:rStyle w:val="Hyperlink"/>
+          </w:rPr>
+          <w:t xml:space="preserve">40-smoothing-interval.md</w:t>
         </w:r>
       </w:hyperlink>
       <w:r>
@@ -459,7 +614,7 @@
         <w:t xml:space="preserve">smoothing_inter</w:t>
       </w:r>
       <w:r>
-        <w:t xml:space="preserve">: discretization/smoothing by regular intervals (equal widths). Useful to summarize continuous variables into ranges.</w:t>
+        <w:t xml:space="preserve">: discretization by equal-width intervals.</w:t>
       </w:r>
     </w:p>
     <w:p>
@@ -470,12 +625,12 @@
           <w:numId w:val="1005"/>
         </w:numPr>
       </w:pPr>
-      <w:hyperlink r:id="rId22">
-        <w:r>
-          <w:rPr>
-            <w:rStyle w:val="Hyperlink"/>
-          </w:rPr>
-          <w:t xml:space="preserve">10-smoothing-frequency.md</w:t>
+      <w:hyperlink r:id="rId28">
+        <w:r>
+          <w:rPr>
+            <w:rStyle w:val="Hyperlink"/>
+          </w:rPr>
+          <w:t xml:space="preserve">41-smoothing-frequency.md</w:t>
         </w:r>
       </w:hyperlink>
       <w:r>
@@ -494,7 +649,7 @@
         <w:t xml:space="preserve">smoothing_freq</w:t>
       </w:r>
       <w:r>
-        <w:t xml:space="preserve">: discretization/smoothing by frequency (quantiles), producing bins with similar counts.</w:t>
+        <w:t xml:space="preserve">: discretization by frequency-balanced bins.</w:t>
       </w:r>
     </w:p>
     <w:p>
@@ -505,12 +660,12 @@
           <w:numId w:val="1005"/>
         </w:numPr>
       </w:pPr>
-      <w:hyperlink r:id="rId23">
-        <w:r>
-          <w:rPr>
-            <w:rStyle w:val="Hyperlink"/>
-          </w:rPr>
-          <w:t xml:space="preserve">11-smoothing-clustering.md</w:t>
+      <w:hyperlink r:id="rId29">
+        <w:r>
+          <w:rPr>
+            <w:rStyle w:val="Hyperlink"/>
+          </w:rPr>
+          <w:t xml:space="preserve">42-smoothing-clustering.md</w:t>
         </w:r>
       </w:hyperlink>
       <w:r>
@@ -529,11 +684,46 @@
         <w:t xml:space="preserve">smoothing_cluster</w:t>
       </w:r>
       <w:r>
-        <w:t xml:space="preserve">: discretization/smoothing by defining bins via clustering instead of fixed intervals.</w:t>
-      </w:r>
-    </w:p>
-    <w:bookmarkEnd w:id="24"/>
-    <w:bookmarkStart w:id="27" w:name="balancing"/>
+        <w:t xml:space="preserve">: discretization guided by clustering structure.</w:t>
+      </w:r>
+    </w:p>
+    <w:p>
+      <w:pPr>
+        <w:pStyle w:val="Compact"/>
+        <w:numPr>
+          <w:ilvl w:val="0"/>
+          <w:numId w:val="1005"/>
+        </w:numPr>
+      </w:pPr>
+      <w:hyperlink r:id="rId30">
+        <w:r>
+          <w:rPr>
+            <w:rStyle w:val="Hyperlink"/>
+          </w:rPr>
+          <w:t xml:space="preserve">43-smoothing-generic.md</w:t>
+        </w:r>
+      </w:hyperlink>
+      <w:r>
+        <w:t xml:space="preserve"> </w:t>
+      </w:r>
+      <w:r>
+        <w:t xml:space="preserve">-</w:t>
+      </w:r>
+      <w:r>
+        <w:t xml:space="preserve"> </w:t>
+      </w:r>
+      <w:r>
+        <w:rPr>
+          <w:rStyle w:val="VerbatimChar"/>
+        </w:rPr>
+        <w:t xml:space="preserve">smoothing</w:t>
+      </w:r>
+      <w:r>
+        <w:t xml:space="preserve">: base family and tuning logic behind the smoothing variants.</w:t>
+      </w:r>
+    </w:p>
+    <w:bookmarkEnd w:id="31"/>
+    <w:bookmarkStart w:id="34" w:name="balancing"/>
     <w:p>
       <w:pPr>
         <w:pStyle w:val="Heading2"/>
@@ -558,12 +748,12 @@
           <w:numId w:val="1006"/>
         </w:numPr>
       </w:pPr>
-      <w:hyperlink r:id="rId25">
-        <w:r>
-          <w:rPr>
-            <w:rStyle w:val="Hyperlink"/>
-          </w:rPr>
-          <w:t xml:space="preserve">12-balancing-oversampling.md</w:t>
+      <w:hyperlink r:id="rId32">
+        <w:r>
+          <w:rPr>
+            <w:rStyle w:val="Hyperlink"/>
+          </w:rPr>
+          <w:t xml:space="preserve">50-balancing-oversampling.md</w:t>
         </w:r>
       </w:hyperlink>
       <w:r>
@@ -582,7 +772,7 @@
         <w:t xml:space="preserve">bal_oversampling</w:t>
       </w:r>
       <w:r>
-        <w:t xml:space="preserve">: class oversampling with random replication or local SMOTE.</w:t>
+        <w:t xml:space="preserve">: oversampling by replication or local SMOTE.</w:t>
       </w:r>
     </w:p>
     <w:p>
@@ -593,12 +783,12 @@
           <w:numId w:val="1006"/>
         </w:numPr>
       </w:pPr>
-      <w:hyperlink r:id="rId26">
-        <w:r>
-          <w:rPr>
-            <w:rStyle w:val="Hyperlink"/>
-          </w:rPr>
-          <w:t xml:space="preserve">13-balancing-subsampling.md</w:t>
+      <w:hyperlink r:id="rId33">
+        <w:r>
+          <w:rPr>
+            <w:rStyle w:val="Hyperlink"/>
+          </w:rPr>
+          <w:t xml:space="preserve">51-balancing-subsampling.md</w:t>
         </w:r>
       </w:hyperlink>
       <w:r>
@@ -617,11 +807,11 @@
         <w:t xml:space="preserve">bal_subsampling</w:t>
       </w:r>
       <w:r>
-        <w:t xml:space="preserve">: random class undersampling to the minority count.</w:t>
-      </w:r>
-    </w:p>
-    <w:bookmarkEnd w:id="27"/>
-    <w:bookmarkStart w:id="33" w:name="feature-selection"/>
+        <w:t xml:space="preserve">: undersampling to reduce majority-class dominance.</w:t>
+      </w:r>
+    </w:p>
+    <w:bookmarkEnd w:id="34"/>
+    <w:bookmarkStart w:id="40" w:name="feature-selection"/>
     <w:p>
       <w:pPr>
         <w:pStyle w:val="Heading2"/>
@@ -646,12 +836,12 @@
           <w:numId w:val="1007"/>
         </w:numPr>
       </w:pPr>
-      <w:hyperlink r:id="rId28">
-        <w:r>
-          <w:rPr>
-            <w:rStyle w:val="Hyperlink"/>
-          </w:rPr>
-          <w:t xml:space="preserve">14-feature-selection-information-gain.md</w:t>
+      <w:hyperlink r:id="rId35">
+        <w:r>
+          <w:rPr>
+            <w:rStyle w:val="Hyperlink"/>
+          </w:rPr>
+          <w:t xml:space="preserve">60-feature-selection-information-gain.md</w:t>
         </w:r>
       </w:hyperlink>
       <w:r>
@@ -681,12 +871,12 @@
           <w:numId w:val="1007"/>
         </w:numPr>
       </w:pPr>
-      <w:hyperlink r:id="rId29">
-        <w:r>
-          <w:rPr>
-            <w:rStyle w:val="Hyperlink"/>
-          </w:rPr>
-          <w:t xml:space="preserve">15-feature-selection-relief.md</w:t>
+      <w:hyperlink r:id="rId36">
+        <w:r>
+          <w:rPr>
+            <w:rStyle w:val="Hyperlink"/>
+          </w:rPr>
+          <w:t xml:space="preserve">61-feature-selection-relief.md</w:t>
         </w:r>
       </w:hyperlink>
       <w:r>
@@ -705,7 +895,7 @@
         <w:t xml:space="preserve">feature_selection_relief</w:t>
       </w:r>
       <w:r>
-        <w:t xml:space="preserve">: rank predictors by nearest-hit and nearest-miss comparisons.</w:t>
+        <w:t xml:space="preserve">: rank predictors through nearest-hit and nearest-miss contrasts.</w:t>
       </w:r>
     </w:p>
     <w:p>
@@ -716,12 +906,12 @@
           <w:numId w:val="1007"/>
         </w:numPr>
       </w:pPr>
-      <w:hyperlink r:id="rId30">
-        <w:r>
-          <w:rPr>
-            <w:rStyle w:val="Hyperlink"/>
-          </w:rPr>
-          <w:t xml:space="preserve">16-feature-selection-stepwise.md</w:t>
+      <w:hyperlink r:id="rId37">
+        <w:r>
+          <w:rPr>
+            <w:rStyle w:val="Hyperlink"/>
+          </w:rPr>
+          <w:t xml:space="preserve">62-feature-selection-stepwise.md</w:t>
         </w:r>
       </w:hyperlink>
       <w:r>
@@ -740,7 +930,7 @@
         <w:t xml:space="preserve">feature_selection_stepwise</w:t>
       </w:r>
       <w:r>
-        <w:t xml:space="preserve">: stepwise GLM-based selection for classification.</w:t>
+        <w:t xml:space="preserve">: GLM-based stepwise selection.</w:t>
       </w:r>
     </w:p>
     <w:p>
@@ -751,12 +941,12 @@
           <w:numId w:val="1007"/>
         </w:numPr>
       </w:pPr>
-      <w:hyperlink r:id="rId31">
-        <w:r>
-          <w:rPr>
-            <w:rStyle w:val="Hyperlink"/>
-          </w:rPr>
-          <w:t xml:space="preserve">17-feature-selection-lasso.md</w:t>
+      <w:hyperlink r:id="rId38">
+        <w:r>
+          <w:rPr>
+            <w:rStyle w:val="Hyperlink"/>
+          </w:rPr>
+          <w:t xml:space="preserve">63-feature-selection-lasso.md</w:t>
         </w:r>
       </w:hyperlink>
       <w:r>
@@ -775,7 +965,7 @@
         <w:t xml:space="preserve">feature_selection_lasso</w:t>
       </w:r>
       <w:r>
-        <w:t xml:space="preserve">: L1-based embedded feature selection for numeric targets.</w:t>
+        <w:t xml:space="preserve">: L1-based embedded feature selection.</w:t>
       </w:r>
     </w:p>
     <w:p>
@@ -786,12 +976,12 @@
           <w:numId w:val="1007"/>
         </w:numPr>
       </w:pPr>
-      <w:hyperlink r:id="rId32">
-        <w:r>
-          <w:rPr>
-            <w:rStyle w:val="Hyperlink"/>
-          </w:rPr>
-          <w:t xml:space="preserve">18-feature-selection-fss.md</w:t>
+      <w:hyperlink r:id="rId39">
+        <w:r>
+          <w:rPr>
+            <w:rStyle w:val="Hyperlink"/>
+          </w:rPr>
+          <w:t xml:space="preserve">64-feature-selection-fss.md</w:t>
         </w:r>
       </w:hyperlink>
       <w:r>
@@ -810,11 +1000,11 @@
         <w:t xml:space="preserve">feature_selection_fss</w:t>
       </w:r>
       <w:r>
-        <w:t xml:space="preserve">: forward stepwise subset search for numeric targets.</w:t>
-      </w:r>
-    </w:p>
-    <w:bookmarkEnd w:id="33"/>
-    <w:bookmarkStart w:id="37" w:name="dimensionality-reduction-and-heuristics"/>
+        <w:t xml:space="preserve">: forward subset search.</w:t>
+      </w:r>
+    </w:p>
+    <w:bookmarkEnd w:id="40"/>
+    <w:bookmarkStart w:id="44" w:name="dimensionality-reduction-and-heuristics"/>
     <w:p>
       <w:pPr>
         <w:pStyle w:val="Heading2"/>
@@ -839,12 +1029,12 @@
           <w:numId w:val="1008"/>
         </w:numPr>
       </w:pPr>
-      <w:hyperlink r:id="rId34">
-        <w:r>
-          <w:rPr>
-            <w:rStyle w:val="Hyperlink"/>
-          </w:rPr>
-          <w:t xml:space="preserve">19-dimensionality-pca.md</w:t>
+      <w:hyperlink r:id="rId41">
+        <w:r>
+          <w:rPr>
+            <w:rStyle w:val="Hyperlink"/>
+          </w:rPr>
+          <w:t xml:space="preserve">70-dimensionality-pca.md</w:t>
         </w:r>
       </w:hyperlink>
       <w:r>
@@ -863,7 +1053,7 @@
         <w:t xml:space="preserve">dt_pca</w:t>
       </w:r>
       <w:r>
-        <w:t xml:space="preserve">: Principal Component Analysis (PCA) projects correlated variables onto orthogonal components ordered by explained variance.</w:t>
+        <w:t xml:space="preserve">: principal component analysis for projection and compression.</w:t>
       </w:r>
     </w:p>
     <w:p>
@@ -874,12 +1064,12 @@
           <w:numId w:val="1008"/>
         </w:numPr>
       </w:pPr>
-      <w:hyperlink r:id="rId35">
-        <w:r>
-          <w:rPr>
-            <w:rStyle w:val="Hyperlink"/>
-          </w:rPr>
-          <w:t xml:space="preserve">20-curvature-minimum.md</w:t>
+      <w:hyperlink r:id="rId42">
+        <w:r>
+          <w:rPr>
+            <w:rStyle w:val="Hyperlink"/>
+          </w:rPr>
+          <w:t xml:space="preserve">71-curvature-minimum.md</w:t>
         </w:r>
       </w:hyperlink>
       <w:r>
@@ -898,7 +1088,7 @@
         <w:t xml:space="preserve">fit_curvature_min</w:t>
       </w:r>
       <w:r>
-        <w:t xml:space="preserve">: computes curvature via the second derivative of a smoothed spline over the sequence and returns the minimum curvature position for increasing curves.</w:t>
+        <w:t xml:space="preserve">: detect minimum curvature for increasing curves.</w:t>
       </w:r>
     </w:p>
     <w:p>
@@ -909,12 +1099,12 @@
           <w:numId w:val="1008"/>
         </w:numPr>
       </w:pPr>
-      <w:hyperlink r:id="rId36">
-        <w:r>
-          <w:rPr>
-            <w:rStyle w:val="Hyperlink"/>
-          </w:rPr>
-          <w:t xml:space="preserve">21-curvature-maximum.md</w:t>
+      <w:hyperlink r:id="rId43">
+        <w:r>
+          <w:rPr>
+            <w:rStyle w:val="Hyperlink"/>
+          </w:rPr>
+          <w:t xml:space="preserve">72-curvature-maximum.md</w:t>
         </w:r>
       </w:hyperlink>
       <w:r>
@@ -933,11 +1123,64 @@
         <w:t xml:space="preserve">fit_curvature_max</w:t>
       </w:r>
       <w:r>
-        <w:t xml:space="preserve">: computes curvature via the second derivative of a smoothed spline and returns the maximum curvature position for decreasing curves.</w:t>
-      </w:r>
-    </w:p>
-    <w:bookmarkEnd w:id="37"/>
-    <w:bookmarkEnd w:id="38"/>
+        <w:t xml:space="preserve">: detect maximum curvature for decreasing curves.</w:t>
+      </w:r>
+    </w:p>
+    <w:bookmarkEnd w:id="44"/>
+    <w:bookmarkStart w:id="46" w:name="dataset-summaries"/>
+    <w:p>
+      <w:pPr>
+        <w:pStyle w:val="Heading2"/>
+      </w:pPr>
+      <w:r>
+        <w:t xml:space="preserve">Dataset Summaries</w:t>
+      </w:r>
+    </w:p>
+    <w:p>
+      <w:pPr>
+        <w:pStyle w:val="FirstParagraph"/>
+      </w:pPr>
+      <w:r>
+        <w:t xml:space="preserve">These examples restructure the dataset at the group level instead of only modifying single rows or columns.</w:t>
+      </w:r>
+    </w:p>
+    <w:p>
+      <w:pPr>
+        <w:pStyle w:val="Compact"/>
+        <w:numPr>
+          <w:ilvl w:val="0"/>
+          <w:numId w:val="1009"/>
+        </w:numPr>
+      </w:pPr>
+      <w:hyperlink r:id="rId45">
+        <w:r>
+          <w:rPr>
+            <w:rStyle w:val="Hyperlink"/>
+          </w:rPr>
+          <w:t xml:space="preserve">80-aggregation-by-group.md</w:t>
+        </w:r>
+      </w:hyperlink>
+      <w:r>
+        <w:t xml:space="preserve"> </w:t>
+      </w:r>
+      <w:r>
+        <w:t xml:space="preserve">-</w:t>
+      </w:r>
+      <w:r>
+        <w:t xml:space="preserve"> </w:t>
+      </w:r>
+      <w:r>
+        <w:rPr>
+          <w:rStyle w:val="VerbatimChar"/>
+        </w:rPr>
+        <w:t xml:space="preserve">aggregation</w:t>
+      </w:r>
+      <w:r>
+        <w:t xml:space="preserve">: grouped summaries through named expressions.</w:t>
+      </w:r>
+    </w:p>
+    <w:bookmarkEnd w:id="46"/>
+    <w:bookmarkEnd w:id="47"/>
     <w:sectPr>
       <w:footnotePr>
         <w:numRestart w:val="eachSect"/>
@@ -1176,6 +1419,9 @@
     <w:abstractNumId w:val="991"/>
   </w:num>
   <w:num w:numId="1008">
+    <w:abstractNumId w:val="991"/>
+  </w:num>
+  <w:num w:numId="1009">
     <w:abstractNumId w:val="991"/>
   </w:num>
 </w:numbering>

--- a/examples/transf/doc/README.docx
+++ b/examples/transf/doc/README.docx
@@ -2,7 +2,7 @@
 <file path=word/document.xml><?xml version="1.0" encoding="utf-8"?>
 <w:document xmlns:w="http://schemas.openxmlformats.org/wordprocessingml/2006/main" xmlns:m="http://schemas.openxmlformats.org/officeDocument/2006/math" xmlns:r="http://schemas.openxmlformats.org/officeDocument/2006/relationships" xmlns:o="urn:schemas-microsoft-com:office:office" xmlns:v="urn:schemas-microsoft-com:vml" xmlns:w10="urn:schemas-microsoft-com:office:word" xmlns:a="http://schemas.openxmlformats.org/drawingml/2006/main" xmlns:pic="http://schemas.openxmlformats.org/drawingml/2006/picture" xmlns:wp="http://schemas.openxmlformats.org/drawingml/2006/wordprocessingDrawing">
   <w:body>
-    <w:bookmarkStart w:id="47" w:name="transformations-examples"/>
+    <w:bookmarkStart w:id="48" w:name="transformations-examples"/>
     <w:p>
       <w:pPr>
         <w:pStyle w:val="Heading1"/>
@@ -197,7 +197,7 @@
           <w:rPr>
             <w:rStyle w:val="Hyperlink"/>
           </w:rPr>
-          <w:t xml:space="preserve">05-sampling-cluster.md</w:t>
+          <w:t xml:space="preserve">05-sampling-groups.md</w:t>
         </w:r>
       </w:hyperlink>
       <w:r>
@@ -213,10 +213,10 @@
         <w:rPr>
           <w:rStyle w:val="VerbatimChar"/>
         </w:rPr>
-        <w:t xml:space="preserve">sample_cluster</w:t>
-      </w:r>
-      <w:r>
-        <w:t xml:space="preserve">: select entire groups defined by a categorical attribute.</w:t>
+        <w:t xml:space="preserve">sample_groups</w:t>
+      </w:r>
+      <w:r>
+        <w:t xml:space="preserve">: select entire groups defined by a categorical attribute using cluster sampling.</w:t>
       </w:r>
     </w:p>
     <w:bookmarkEnd w:id="14"/>
@@ -350,7 +350,7 @@
         <w:t xml:space="preserve">imputation_tree</w:t>
       </w:r>
       <w:r>
-        <w:t xml:space="preserve">: iterative model-based imputation for mixed data.</w:t>
+        <w:t xml:space="preserve">: tree-based predictive imputation for one target column.</w:t>
       </w:r>
     </w:p>
     <w:bookmarkEnd w:id="19"/>
@@ -565,7 +565,7 @@
       </w:r>
     </w:p>
     <w:bookmarkEnd w:id="26"/>
-    <w:bookmarkStart w:id="31" w:name="smoothing-and-discretization"/>
+    <w:bookmarkStart w:id="32" w:name="smoothing-and-discretization"/>
     <w:p>
       <w:pPr>
         <w:pStyle w:val="Heading2"/>
@@ -684,7 +684,7 @@
         <w:t xml:space="preserve">smoothing_cluster</w:t>
       </w:r>
       <w:r>
-        <w:t xml:space="preserve">: discretization guided by clustering structure.</w:t>
+        <w:t xml:space="preserve">: class-aware discretization guided by clustering and the target label.</w:t>
       </w:r>
     </w:p>
     <w:p>
@@ -722,8 +722,43 @@
         <w:t xml:space="preserve">: base family and tuning logic behind the smoothing variants.</w:t>
       </w:r>
     </w:p>
-    <w:bookmarkEnd w:id="31"/>
-    <w:bookmarkStart w:id="34" w:name="balancing"/>
+    <w:p>
+      <w:pPr>
+        <w:pStyle w:val="Compact"/>
+        <w:numPr>
+          <w:ilvl w:val="0"/>
+          <w:numId w:val="1005"/>
+        </w:numPr>
+      </w:pPr>
+      <w:hyperlink r:id="rId31">
+        <w:r>
+          <w:rPr>
+            <w:rStyle w:val="Hyperlink"/>
+          </w:rPr>
+          <w:t xml:space="preserve">44-smoothing-quantization.md</w:t>
+        </w:r>
+      </w:hyperlink>
+      <w:r>
+        <w:t xml:space="preserve"> </w:t>
+      </w:r>
+      <w:r>
+        <w:t xml:space="preserve">-</w:t>
+      </w:r>
+      <w:r>
+        <w:t xml:space="preserve"> </w:t>
+      </w:r>
+      <w:r>
+        <w:rPr>
+          <w:rStyle w:val="VerbatimChar"/>
+        </w:rPr>
+        <w:t xml:space="preserve">smoothing_quantization</w:t>
+      </w:r>
+      <w:r>
+        <w:t xml:space="preserve">: one-dimensional k-means quantization without class supervision.</w:t>
+      </w:r>
+    </w:p>
+    <w:bookmarkEnd w:id="32"/>
+    <w:bookmarkStart w:id="35" w:name="balancing"/>
     <w:p>
       <w:pPr>
         <w:pStyle w:val="Heading2"/>
@@ -748,7 +783,7 @@
           <w:numId w:val="1006"/>
         </w:numPr>
       </w:pPr>
-      <w:hyperlink r:id="rId32">
+      <w:hyperlink r:id="rId33">
         <w:r>
           <w:rPr>
             <w:rStyle w:val="Hyperlink"/>
@@ -783,7 +818,7 @@
           <w:numId w:val="1006"/>
         </w:numPr>
       </w:pPr>
-      <w:hyperlink r:id="rId33">
+      <w:hyperlink r:id="rId34">
         <w:r>
           <w:rPr>
             <w:rStyle w:val="Hyperlink"/>
@@ -810,8 +845,8 @@
         <w:t xml:space="preserve">: undersampling to reduce majority-class dominance.</w:t>
       </w:r>
     </w:p>
-    <w:bookmarkEnd w:id="34"/>
-    <w:bookmarkStart w:id="40" w:name="feature-selection"/>
+    <w:bookmarkEnd w:id="35"/>
+    <w:bookmarkStart w:id="41" w:name="feature-selection"/>
     <w:p>
       <w:pPr>
         <w:pStyle w:val="Heading2"/>
@@ -836,7 +871,7 @@
           <w:numId w:val="1007"/>
         </w:numPr>
       </w:pPr>
-      <w:hyperlink r:id="rId35">
+      <w:hyperlink r:id="rId36">
         <w:r>
           <w:rPr>
             <w:rStyle w:val="Hyperlink"/>
@@ -871,7 +906,7 @@
           <w:numId w:val="1007"/>
         </w:numPr>
       </w:pPr>
-      <w:hyperlink r:id="rId36">
+      <w:hyperlink r:id="rId37">
         <w:r>
           <w:rPr>
             <w:rStyle w:val="Hyperlink"/>
@@ -906,7 +941,7 @@
           <w:numId w:val="1007"/>
         </w:numPr>
       </w:pPr>
-      <w:hyperlink r:id="rId37">
+      <w:hyperlink r:id="rId38">
         <w:r>
           <w:rPr>
             <w:rStyle w:val="Hyperlink"/>
@@ -941,7 +976,7 @@
           <w:numId w:val="1007"/>
         </w:numPr>
       </w:pPr>
-      <w:hyperlink r:id="rId38">
+      <w:hyperlink r:id="rId39">
         <w:r>
           <w:rPr>
             <w:rStyle w:val="Hyperlink"/>
@@ -976,7 +1011,7 @@
           <w:numId w:val="1007"/>
         </w:numPr>
       </w:pPr>
-      <w:hyperlink r:id="rId39">
+      <w:hyperlink r:id="rId40">
         <w:r>
           <w:rPr>
             <w:rStyle w:val="Hyperlink"/>
@@ -1003,8 +1038,8 @@
         <w:t xml:space="preserve">: forward subset search.</w:t>
       </w:r>
     </w:p>
-    <w:bookmarkEnd w:id="40"/>
-    <w:bookmarkStart w:id="44" w:name="dimensionality-reduction-and-heuristics"/>
+    <w:bookmarkEnd w:id="41"/>
+    <w:bookmarkStart w:id="45" w:name="dimensionality-reduction-and-heuristics"/>
     <w:p>
       <w:pPr>
         <w:pStyle w:val="Heading2"/>
@@ -1029,7 +1064,7 @@
           <w:numId w:val="1008"/>
         </w:numPr>
       </w:pPr>
-      <w:hyperlink r:id="rId41">
+      <w:hyperlink r:id="rId42">
         <w:r>
           <w:rPr>
             <w:rStyle w:val="Hyperlink"/>
@@ -1064,7 +1099,7 @@
           <w:numId w:val="1008"/>
         </w:numPr>
       </w:pPr>
-      <w:hyperlink r:id="rId42">
+      <w:hyperlink r:id="rId43">
         <w:r>
           <w:rPr>
             <w:rStyle w:val="Hyperlink"/>
@@ -1099,7 +1134,7 @@
           <w:numId w:val="1008"/>
         </w:numPr>
       </w:pPr>
-      <w:hyperlink r:id="rId43">
+      <w:hyperlink r:id="rId44">
         <w:r>
           <w:rPr>
             <w:rStyle w:val="Hyperlink"/>
@@ -1126,8 +1161,8 @@
         <w:t xml:space="preserve">: detect maximum curvature for decreasing curves.</w:t>
       </w:r>
     </w:p>
-    <w:bookmarkEnd w:id="44"/>
-    <w:bookmarkStart w:id="46" w:name="dataset-summaries"/>
+    <w:bookmarkEnd w:id="45"/>
+    <w:bookmarkStart w:id="47" w:name="dataset-summaries"/>
     <w:p>
       <w:pPr>
         <w:pStyle w:val="Heading2"/>
@@ -1152,7 +1187,7 @@
           <w:numId w:val="1009"/>
         </w:numPr>
       </w:pPr>
-      <w:hyperlink r:id="rId45">
+      <w:hyperlink r:id="rId46">
         <w:r>
           <w:rPr>
             <w:rStyle w:val="Hyperlink"/>
@@ -1179,8 +1214,8 @@
         <w:t xml:space="preserve">: grouped summaries through named expressions.</w:t>
       </w:r>
     </w:p>
-    <w:bookmarkEnd w:id="46"/>
     <w:bookmarkEnd w:id="47"/>
+    <w:bookmarkEnd w:id="48"/>
     <w:sectPr>
       <w:footnotePr>
         <w:numRestart w:val="eachSect"/>
